--- a/templates/MD_Rückblick_Probezeit.docx
+++ b/templates/MD_Rückblick_Probezeit.docx
@@ -136,6 +136,9 @@
           <w:tcPr>
             <w:tcW w:w="1560" w:type="dxa"/>
             <w:tcBorders>
+              <w:top w:val="single" w:sz="4" w:space="0" w:color="FFFFFF"/>
+              <w:left w:val="single" w:sz="4" w:space="0" w:color="FFFFFF"/>
+              <w:bottom w:val="single" w:sz="4" w:space="0" w:color="FFFFFF"/>
               <w:right w:val="single" w:sz="4" w:space="0" w:color="BFBFBF" w:themeColor="background1" w:themeShade="BF"/>
             </w:tcBorders>
             <w:vAlign w:val="center"/>
@@ -209,7 +212,9 @@
           <w:tcPr>
             <w:tcW w:w="850" w:type="dxa"/>
             <w:tcBorders>
+              <w:top w:val="single" w:sz="4" w:space="0" w:color="FFFFFF"/>
               <w:left w:val="single" w:sz="4" w:space="0" w:color="BFBFBF" w:themeColor="background1" w:themeShade="BF"/>
+              <w:bottom w:val="single" w:sz="4" w:space="0" w:color="FFFFFF"/>
               <w:right w:val="single" w:sz="4" w:space="0" w:color="BFBFBF" w:themeColor="background1" w:themeShade="BF"/>
             </w:tcBorders>
             <w:vAlign w:val="center"/>
@@ -287,6 +292,9 @@
           <w:tcPr>
             <w:tcW w:w="1560" w:type="dxa"/>
             <w:tcBorders>
+              <w:top w:val="single" w:sz="4" w:space="0" w:color="FFFFFF"/>
+              <w:left w:val="single" w:sz="4" w:space="0" w:color="FFFFFF"/>
+              <w:bottom w:val="single" w:sz="4" w:space="0" w:color="FFFFFF"/>
               <w:right w:val="single" w:sz="4" w:space="0" w:color="BFBFBF" w:themeColor="background1" w:themeShade="BF"/>
             </w:tcBorders>
             <w:vAlign w:val="center"/>
@@ -350,7 +358,9 @@
           <w:tcPr>
             <w:tcW w:w="850" w:type="dxa"/>
             <w:tcBorders>
+              <w:top w:val="single" w:sz="4" w:space="0" w:color="FFFFFF"/>
               <w:left w:val="single" w:sz="4" w:space="0" w:color="BFBFBF" w:themeColor="background1" w:themeShade="BF"/>
+              <w:bottom w:val="single" w:sz="4" w:space="0" w:color="FFFFFF"/>
               <w:right w:val="single" w:sz="4" w:space="0" w:color="BFBFBF" w:themeColor="background1" w:themeShade="BF"/>
             </w:tcBorders>
             <w:vAlign w:val="center"/>
@@ -418,6 +428,9 @@
           <w:tcPr>
             <w:tcW w:w="1560" w:type="dxa"/>
             <w:tcBorders>
+              <w:top w:val="single" w:sz="4" w:space="0" w:color="FFFFFF"/>
+              <w:left w:val="single" w:sz="4" w:space="0" w:color="FFFFFF"/>
+              <w:bottom w:val="single" w:sz="4" w:space="0" w:color="FFFFFF"/>
               <w:right w:val="single" w:sz="4" w:space="0" w:color="BFBFBF" w:themeColor="background1" w:themeShade="BF"/>
             </w:tcBorders>
             <w:vAlign w:val="center"/>
@@ -485,7 +498,9 @@
           <w:tcPr>
             <w:tcW w:w="850" w:type="dxa"/>
             <w:tcBorders>
+              <w:top w:val="single" w:sz="4" w:space="0" w:color="FFFFFF"/>
               <w:left w:val="single" w:sz="4" w:space="0" w:color="BFBFBF" w:themeColor="background1" w:themeShade="BF"/>
+              <w:bottom w:val="single" w:sz="4" w:space="0" w:color="FFFFFF"/>
               <w:right w:val="single" w:sz="4" w:space="0" w:color="BFBFBF" w:themeColor="background1" w:themeShade="BF"/>
             </w:tcBorders>
             <w:vAlign w:val="center"/>
@@ -594,6 +609,9 @@
           <w:tcPr>
             <w:tcW w:w="1547" w:type="dxa"/>
             <w:tcBorders>
+              <w:top w:val="single" w:sz="4" w:space="0" w:color="FFFFFF"/>
+              <w:left w:val="single" w:sz="4" w:space="0" w:color="FFFFFF"/>
+              <w:bottom w:val="single" w:sz="4" w:space="0" w:color="FFFFFF"/>
               <w:right w:val="single" w:sz="4" w:space="0" w:color="BFBFBF"/>
             </w:tcBorders>
             <w:vAlign w:val="center"/>
@@ -670,7 +688,9 @@
           <w:tcPr>
             <w:tcW w:w="709" w:type="dxa"/>
             <w:tcBorders>
+              <w:top w:val="single" w:sz="4" w:space="0" w:color="FFFFFF"/>
               <w:left w:val="single" w:sz="4" w:space="0" w:color="BFBFBF"/>
+              <w:bottom w:val="single" w:sz="4" w:space="0" w:color="FFFFFF"/>
               <w:right w:val="single" w:sz="4" w:space="0" w:color="BFBFBF"/>
             </w:tcBorders>
             <w:vAlign w:val="center"/>
@@ -745,7 +765,10 @@
           <w:tcPr>
             <w:tcW w:w="709" w:type="dxa"/>
             <w:tcBorders>
+              <w:top w:val="single" w:sz="4" w:space="0" w:color="FFFFFF"/>
               <w:left w:val="single" w:sz="4" w:space="0" w:color="BFBFBF"/>
+              <w:bottom w:val="single" w:sz="4" w:space="0" w:color="FFFFFF"/>
+              <w:right w:val="single" w:sz="4" w:space="0" w:color="FFFFFF"/>
             </w:tcBorders>
             <w:vAlign w:val="center"/>
           </w:tcPr>
@@ -763,6 +786,9 @@
           <w:tcPr>
             <w:tcW w:w="1701" w:type="dxa"/>
             <w:tcBorders>
+              <w:top w:val="single" w:sz="4" w:space="0" w:color="FFFFFF"/>
+              <w:left w:val="single" w:sz="4" w:space="0" w:color="FFFFFF"/>
+              <w:bottom w:val="single" w:sz="4" w:space="0" w:color="FFFFFF"/>
               <w:right w:val="single" w:sz="4" w:space="0" w:color="BFBFBF"/>
             </w:tcBorders>
             <w:vAlign w:val="center"/>
@@ -989,7 +1015,10 @@
             <w:cnfStyle w:val="001000000000" w:firstRow="0" w:lastRow="0" w:firstColumn="1" w:lastColumn="0" w:oddVBand="0" w:evenVBand="0" w:oddHBand="0" w:evenHBand="0" w:firstRowFirstColumn="0" w:firstRowLastColumn="0" w:lastRowFirstColumn="0" w:lastRowLastColumn="0"/>
             <w:tcW w:w="8647" w:type="dxa"/>
             <w:tcBorders>
+              <w:top w:val="single" w:sz="4" w:space="0" w:color="FFFFFF"/>
+              <w:left w:val="single" w:sz="4" w:space="0" w:color="FFFFFF"/>
               <w:bottom w:val="single" w:sz="4" w:space="0" w:color="BFBFBF" w:themeColor="background1" w:themeShade="BF"/>
+              <w:right w:val="single" w:sz="4" w:space="0" w:color="FFFFFF"/>
             </w:tcBorders>
           </w:tcPr>
           <w:p>
@@ -1037,6 +1066,7 @@
             <w:sdtPr>
               <w:rPr>
                 <w:color w:val="000000" w:themeColor="text1"/>
+                <w:sz w:val="18"/>
                 <w:szCs w:val="18"/>
               </w:rPr>
               <w:alias w:val="Rückblick auf Leistung"/>
@@ -1067,6 +1097,8 @@
                 <w:r>
                   <w:rPr>
                     <w:rStyle w:val="Platzhaltertext"/>
+                    <w:sz w:val="18"/>
+                    <w:szCs w:val="18"/>
                   </w:rPr>
                   <w:t> </w:t>
                 </w:r>
@@ -1085,7 +1117,6 @@
         </w:tabs>
       </w:pPr>
       <w:r>
-        <w:lastRenderedPageBreak/>
         <w:t>Kompetenzen (Zusam</w:t>
       </w:r>
       <w:r>
@@ -1143,10 +1174,10 @@
           <w:tcPr>
             <w:tcW w:w="8647" w:type="dxa"/>
             <w:tcBorders>
-              <w:top w:val="nil"/>
-              <w:left w:val="nil"/>
-              <w:bottom w:val="nil"/>
-              <w:right w:val="nil"/>
+              <w:top w:val="single" w:sz="4" w:space="0" w:color="FFFFFF"/>
+              <w:left w:val="single" w:sz="4" w:space="0" w:color="FFFFFF"/>
+              <w:bottom w:val="single" w:sz="4" w:space="0" w:color="FFFFFF"/>
+              <w:right w:val="single" w:sz="4" w:space="0" w:color="FFFFFF"/>
             </w:tcBorders>
             <w:shd w:val="clear" w:color="auto" w:fill="FCE0CC" w:themeFill="background2" w:themeFillTint="33"/>
             <w:vAlign w:val="center"/>
@@ -1186,35 +1217,56 @@
                 <w:sz w:val="16"/>
                 <w:szCs w:val="16"/>
               </w:rPr>
-              <w:t xml:space="preserve">Das </w:t>
+              <w:t>Human Resources &amp; Entwicklung</w:t>
             </w:r>
             <w:r>
               <w:rPr>
                 <w:sz w:val="16"/>
                 <w:szCs w:val="16"/>
               </w:rPr>
-              <w:t>HR-Management</w:t>
+              <w:t xml:space="preserve"> </w:t>
             </w:r>
             <w:r>
               <w:rPr>
                 <w:sz w:val="16"/>
                 <w:szCs w:val="16"/>
               </w:rPr>
-              <w:t xml:space="preserve"> empfiehlt </w:t>
+              <w:t xml:space="preserve">empfiehlt </w:t>
             </w:r>
             <w:r>
               <w:rPr>
                 <w:sz w:val="16"/>
                 <w:szCs w:val="16"/>
               </w:rPr>
-              <w:t>zwei bis drei (Teil-)Kompetenzen</w:t>
+              <w:t xml:space="preserve">drei bis fünf </w:t>
             </w:r>
             <w:r>
               <w:rPr>
                 <w:sz w:val="16"/>
                 <w:szCs w:val="16"/>
               </w:rPr>
-              <w:t xml:space="preserve"> auszuwählen. </w:t>
+              <w:t>Kompetenzen</w:t>
+            </w:r>
+            <w:r>
+              <w:rPr>
+                <w:sz w:val="16"/>
+                <w:szCs w:val="16"/>
+              </w:rPr>
+              <w:t xml:space="preserve"> </w:t>
+            </w:r>
+            <w:r>
+              <w:rPr>
+                <w:sz w:val="16"/>
+                <w:szCs w:val="16"/>
+              </w:rPr>
+              <w:t>zu besprechen</w:t>
+            </w:r>
+            <w:r>
+              <w:rPr>
+                <w:sz w:val="16"/>
+                <w:szCs w:val="16"/>
+              </w:rPr>
+              <w:t xml:space="preserve">. </w:t>
             </w:r>
           </w:p>
         </w:tc>
@@ -1259,10 +1311,10 @@
           <w:tcPr>
             <w:tcW w:w="1276" w:type="dxa"/>
             <w:tcBorders>
-              <w:top w:val="nil"/>
-              <w:left w:val="nil"/>
+              <w:top w:val="single" w:sz="4" w:space="0" w:color="FFFFFF"/>
+              <w:left w:val="single" w:sz="4" w:space="0" w:color="FFFFFF"/>
               <w:bottom w:val="single" w:sz="4" w:space="0" w:color="992AA2"/>
-              <w:right w:val="nil"/>
+              <w:right w:val="single" w:sz="4" w:space="0" w:color="FFFFFF"/>
             </w:tcBorders>
             <w:vAlign w:val="bottom"/>
           </w:tcPr>
@@ -1334,10 +1386,10 @@
           <w:tcPr>
             <w:tcW w:w="7371" w:type="dxa"/>
             <w:tcBorders>
-              <w:top w:val="nil"/>
-              <w:left w:val="nil"/>
+              <w:top w:val="single" w:sz="4" w:space="0" w:color="FFFFFF"/>
+              <w:left w:val="single" w:sz="4" w:space="0" w:color="FFFFFF"/>
               <w:bottom w:val="single" w:sz="4" w:space="0" w:color="992AA2"/>
-              <w:right w:val="nil"/>
+              <w:right w:val="single" w:sz="4" w:space="0" w:color="FFFFFF"/>
             </w:tcBorders>
             <w:vAlign w:val="center"/>
           </w:tcPr>
@@ -1420,7 +1472,10 @@
             <w:cnfStyle w:val="001000000000" w:firstRow="0" w:lastRow="0" w:firstColumn="1" w:lastColumn="0" w:oddVBand="0" w:evenVBand="0" w:oddHBand="0" w:evenHBand="0" w:firstRowFirstColumn="0" w:firstRowLastColumn="0" w:lastRowFirstColumn="0" w:lastRowLastColumn="0"/>
             <w:tcW w:w="8647" w:type="dxa"/>
             <w:tcBorders>
+              <w:top w:val="single" w:sz="4" w:space="0" w:color="FFFFFF"/>
+              <w:left w:val="single" w:sz="4" w:space="0" w:color="FFFFFF"/>
               <w:bottom w:val="single" w:sz="4" w:space="0" w:color="BFBFBF" w:themeColor="background1" w:themeShade="BF"/>
+              <w:right w:val="single" w:sz="4" w:space="0" w:color="FFFFFF"/>
             </w:tcBorders>
           </w:tcPr>
           <w:p>
@@ -1473,6 +1528,7 @@
             <w:sdtPr>
               <w:rPr>
                 <w:color w:val="000000" w:themeColor="text1"/>
+                <w:sz w:val="18"/>
                 <w:szCs w:val="18"/>
               </w:rPr>
               <w:alias w:val="Rückblick Entwicklungsfähigkeit"/>
@@ -1483,7 +1539,6 @@
                 <w:docPart w:val="8121B688E92642F9880C57726EC30F16"/>
               </w:placeholder>
               <w:showingPlcHdr/>
-              <w15:color w:val="FF0000"/>
               <w15:appearance w15:val="hidden"/>
             </w:sdtPr>
             <w:sdtEndPr/>
@@ -1504,6 +1559,8 @@
                 <w:r>
                   <w:rPr>
                     <w:rStyle w:val="Platzhaltertext"/>
+                    <w:sz w:val="18"/>
+                    <w:szCs w:val="18"/>
                     <w:shd w:val="clear" w:color="auto" w:fill="E1F6FF"/>
                   </w:rPr>
                   <w:t> </w:t>
@@ -1546,7 +1603,10 @@
             <w:cnfStyle w:val="001000000000" w:firstRow="0" w:lastRow="0" w:firstColumn="1" w:lastColumn="0" w:oddVBand="0" w:evenVBand="0" w:oddHBand="0" w:evenHBand="0" w:firstRowFirstColumn="0" w:firstRowLastColumn="0" w:lastRowFirstColumn="0" w:lastRowLastColumn="0"/>
             <w:tcW w:w="8647" w:type="dxa"/>
             <w:tcBorders>
+              <w:top w:val="single" w:sz="4" w:space="0" w:color="FFFFFF"/>
+              <w:left w:val="single" w:sz="4" w:space="0" w:color="FFFFFF"/>
               <w:bottom w:val="single" w:sz="4" w:space="0" w:color="BFBFBF" w:themeColor="background1" w:themeShade="BF"/>
+              <w:right w:val="single" w:sz="4" w:space="0" w:color="FFFFFF"/>
             </w:tcBorders>
           </w:tcPr>
           <w:p>
@@ -1615,6 +1675,7 @@
               <w:sdtPr>
                 <w:rPr>
                   <w:color w:val="000000" w:themeColor="text1"/>
+                  <w:sz w:val="18"/>
                   <w:szCs w:val="18"/>
                 </w:rPr>
                 <w:alias w:val="Rückblick Selbstmanagement"/>
@@ -1632,6 +1693,8 @@
                 <w:r>
                   <w:rPr>
                     <w:rStyle w:val="Platzhaltertext"/>
+                    <w:sz w:val="18"/>
+                    <w:szCs w:val="18"/>
                   </w:rPr>
                   <w:t> </w:t>
                 </w:r>
@@ -1673,7 +1736,10 @@
             <w:cnfStyle w:val="001000000000" w:firstRow="0" w:lastRow="0" w:firstColumn="1" w:lastColumn="0" w:oddVBand="0" w:evenVBand="0" w:oddHBand="0" w:evenHBand="0" w:firstRowFirstColumn="0" w:firstRowLastColumn="0" w:lastRowFirstColumn="0" w:lastRowLastColumn="0"/>
             <w:tcW w:w="8647" w:type="dxa"/>
             <w:tcBorders>
+              <w:top w:val="single" w:sz="4" w:space="0" w:color="FFFFFF"/>
+              <w:left w:val="single" w:sz="4" w:space="0" w:color="FFFFFF"/>
               <w:bottom w:val="single" w:sz="4" w:space="0" w:color="BFBFBF" w:themeColor="background1" w:themeShade="BF"/>
+              <w:right w:val="single" w:sz="4" w:space="0" w:color="FFFFFF"/>
             </w:tcBorders>
           </w:tcPr>
           <w:p>
@@ -1742,6 +1808,7 @@
               <w:sdtPr>
                 <w:rPr>
                   <w:color w:val="000000" w:themeColor="text1"/>
+                  <w:sz w:val="18"/>
                   <w:szCs w:val="18"/>
                 </w:rPr>
                 <w:alias w:val="Rückblick Werteorentierung"/>
@@ -1759,6 +1826,8 @@
                 <w:r>
                   <w:rPr>
                     <w:rStyle w:val="Platzhaltertext"/>
+                    <w:sz w:val="18"/>
+                    <w:szCs w:val="18"/>
                   </w:rPr>
                   <w:t> </w:t>
                 </w:r>
@@ -1807,10 +1876,10 @@
           <w:tcPr>
             <w:tcW w:w="1276" w:type="dxa"/>
             <w:tcBorders>
-              <w:top w:val="nil"/>
-              <w:left w:val="nil"/>
+              <w:top w:val="single" w:sz="4" w:space="0" w:color="FFFFFF"/>
+              <w:left w:val="single" w:sz="4" w:space="0" w:color="FFFFFF"/>
               <w:bottom w:val="single" w:sz="4" w:space="0" w:color="003B5E"/>
-              <w:right w:val="nil"/>
+              <w:right w:val="single" w:sz="4" w:space="0" w:color="FFFFFF"/>
             </w:tcBorders>
             <w:vAlign w:val="bottom"/>
           </w:tcPr>
@@ -1827,6 +1896,7 @@
               <w:rPr>
                 <w:noProof/>
               </w:rPr>
+              <w:lastRenderedPageBreak/>
               <w:drawing>
                 <wp:inline distT="0" distB="0" distL="0" distR="0" wp14:anchorId="22F5C4CC" wp14:editId="498B7AB5">
                   <wp:extent cx="485775" cy="506730"/>
@@ -1892,10 +1962,10 @@
           <w:tcPr>
             <w:tcW w:w="7371" w:type="dxa"/>
             <w:tcBorders>
-              <w:top w:val="nil"/>
-              <w:left w:val="nil"/>
+              <w:top w:val="single" w:sz="4" w:space="0" w:color="FFFFFF"/>
+              <w:left w:val="single" w:sz="4" w:space="0" w:color="FFFFFF"/>
               <w:bottom w:val="single" w:sz="4" w:space="0" w:color="003B5E" w:themeColor="accent1" w:themeShade="80"/>
-              <w:right w:val="nil"/>
+              <w:right w:val="single" w:sz="4" w:space="0" w:color="FFFFFF"/>
             </w:tcBorders>
             <w:vAlign w:val="center"/>
           </w:tcPr>
@@ -1984,7 +2054,10 @@
           <w:tcPr>
             <w:tcW w:w="8647" w:type="dxa"/>
             <w:tcBorders>
+              <w:top w:val="single" w:sz="4" w:space="0" w:color="FFFFFF"/>
+              <w:left w:val="single" w:sz="4" w:space="0" w:color="FFFFFF"/>
               <w:bottom w:val="single" w:sz="4" w:space="0" w:color="BFBFBF" w:themeColor="background1" w:themeShade="BF"/>
+              <w:right w:val="single" w:sz="4" w:space="0" w:color="FFFFFF"/>
             </w:tcBorders>
           </w:tcPr>
           <w:p>
@@ -2113,7 +2186,10 @@
           <w:tcPr>
             <w:tcW w:w="8647" w:type="dxa"/>
             <w:tcBorders>
+              <w:top w:val="single" w:sz="4" w:space="0" w:color="FFFFFF"/>
+              <w:left w:val="single" w:sz="4" w:space="0" w:color="FFFFFF"/>
               <w:bottom w:val="single" w:sz="4" w:space="0" w:color="BFBFBF" w:themeColor="background1" w:themeShade="BF"/>
+              <w:right w:val="single" w:sz="4" w:space="0" w:color="FFFFFF"/>
             </w:tcBorders>
           </w:tcPr>
           <w:p>
@@ -2251,7 +2327,10 @@
           <w:tcPr>
             <w:tcW w:w="8647" w:type="dxa"/>
             <w:tcBorders>
+              <w:top w:val="single" w:sz="4" w:space="0" w:color="FFFFFF"/>
+              <w:left w:val="single" w:sz="4" w:space="0" w:color="FFFFFF"/>
               <w:bottom w:val="single" w:sz="4" w:space="0" w:color="BFBFBF" w:themeColor="background1" w:themeShade="BF"/>
+              <w:right w:val="single" w:sz="4" w:space="0" w:color="FFFFFF"/>
             </w:tcBorders>
           </w:tcPr>
           <w:p>
@@ -2387,10 +2466,10 @@
           <w:tcPr>
             <w:tcW w:w="1276" w:type="dxa"/>
             <w:tcBorders>
-              <w:top w:val="nil"/>
-              <w:left w:val="nil"/>
+              <w:top w:val="single" w:sz="4" w:space="0" w:color="FFFFFF"/>
+              <w:left w:val="single" w:sz="4" w:space="0" w:color="FFFFFF"/>
               <w:bottom w:val="single" w:sz="4" w:space="0" w:color="EB690B"/>
-              <w:right w:val="nil"/>
+              <w:right w:val="single" w:sz="4" w:space="0" w:color="FFFFFF"/>
             </w:tcBorders>
             <w:vAlign w:val="bottom"/>
           </w:tcPr>
@@ -3320,10 +3399,10 @@
           <w:tcPr>
             <w:tcW w:w="7371" w:type="dxa"/>
             <w:tcBorders>
-              <w:top w:val="nil"/>
-              <w:left w:val="nil"/>
+              <w:top w:val="single" w:sz="4" w:space="0" w:color="FFFFFF"/>
+              <w:left w:val="single" w:sz="4" w:space="0" w:color="FFFFFF"/>
               <w:bottom w:val="single" w:sz="4" w:space="0" w:color="EB690B"/>
-              <w:right w:val="nil"/>
+              <w:right w:val="single" w:sz="4" w:space="0" w:color="FFFFFF"/>
             </w:tcBorders>
             <w:vAlign w:val="center"/>
           </w:tcPr>
@@ -3396,7 +3475,10 @@
           <w:tcPr>
             <w:tcW w:w="8647" w:type="dxa"/>
             <w:tcBorders>
+              <w:top w:val="single" w:sz="4" w:space="0" w:color="FFFFFF"/>
+              <w:left w:val="single" w:sz="4" w:space="0" w:color="FFFFFF"/>
               <w:bottom w:val="single" w:sz="4" w:space="0" w:color="BFBFBF" w:themeColor="background1" w:themeShade="BF"/>
+              <w:right w:val="single" w:sz="4" w:space="0" w:color="FFFFFF"/>
             </w:tcBorders>
           </w:tcPr>
           <w:p>
@@ -3528,7 +3610,10 @@
           <w:tcPr>
             <w:tcW w:w="8647" w:type="dxa"/>
             <w:tcBorders>
+              <w:top w:val="single" w:sz="4" w:space="0" w:color="FFFFFF"/>
+              <w:left w:val="single" w:sz="4" w:space="0" w:color="FFFFFF"/>
               <w:bottom w:val="single" w:sz="4" w:space="0" w:color="BFBFBF" w:themeColor="background1" w:themeShade="BF"/>
+              <w:right w:val="single" w:sz="4" w:space="0" w:color="FFFFFF"/>
             </w:tcBorders>
           </w:tcPr>
           <w:p>
@@ -3680,7 +3765,10 @@
           <w:tcPr>
             <w:tcW w:w="8647" w:type="dxa"/>
             <w:tcBorders>
+              <w:top w:val="single" w:sz="4" w:space="0" w:color="FFFFFF"/>
+              <w:left w:val="single" w:sz="4" w:space="0" w:color="FFFFFF"/>
               <w:bottom w:val="single" w:sz="4" w:space="0" w:color="BFBFBF" w:themeColor="background1" w:themeShade="BF"/>
+              <w:right w:val="single" w:sz="4" w:space="0" w:color="FFFFFF"/>
             </w:tcBorders>
           </w:tcPr>
           <w:p>
@@ -3812,7 +3900,10 @@
           <w:tcPr>
             <w:tcW w:w="8647" w:type="dxa"/>
             <w:tcBorders>
+              <w:top w:val="single" w:sz="4" w:space="0" w:color="FFFFFF"/>
+              <w:left w:val="single" w:sz="4" w:space="0" w:color="FFFFFF"/>
               <w:bottom w:val="single" w:sz="4" w:space="0" w:color="BFBFBF" w:themeColor="background1" w:themeShade="BF"/>
+              <w:right w:val="single" w:sz="4" w:space="0" w:color="FFFFFF"/>
             </w:tcBorders>
           </w:tcPr>
           <w:p>
@@ -3947,10 +4038,10 @@
           <w:tcPr>
             <w:tcW w:w="1276" w:type="dxa"/>
             <w:tcBorders>
-              <w:top w:val="nil"/>
-              <w:left w:val="nil"/>
+              <w:top w:val="single" w:sz="4" w:space="0" w:color="FFFFFF"/>
+              <w:left w:val="single" w:sz="4" w:space="0" w:color="FFFFFF"/>
               <w:bottom w:val="single" w:sz="4" w:space="0" w:color="2BC7A9"/>
-              <w:right w:val="nil"/>
+              <w:right w:val="single" w:sz="4" w:space="0" w:color="FFFFFF"/>
             </w:tcBorders>
             <w:vAlign w:val="bottom"/>
           </w:tcPr>
@@ -4022,10 +4113,10 @@
           <w:tcPr>
             <w:tcW w:w="7371" w:type="dxa"/>
             <w:tcBorders>
-              <w:top w:val="nil"/>
-              <w:left w:val="nil"/>
+              <w:top w:val="single" w:sz="4" w:space="0" w:color="FFFFFF"/>
+              <w:left w:val="single" w:sz="4" w:space="0" w:color="FFFFFF"/>
               <w:bottom w:val="single" w:sz="4" w:space="0" w:color="2BC7A9"/>
-              <w:right w:val="nil"/>
+              <w:right w:val="single" w:sz="4" w:space="0" w:color="FFFFFF"/>
             </w:tcBorders>
             <w:vAlign w:val="center"/>
           </w:tcPr>
@@ -4112,7 +4203,10 @@
           <w:tcPr>
             <w:tcW w:w="8647" w:type="dxa"/>
             <w:tcBorders>
+              <w:top w:val="single" w:sz="4" w:space="0" w:color="FFFFFF"/>
+              <w:left w:val="single" w:sz="4" w:space="0" w:color="FFFFFF"/>
               <w:bottom w:val="single" w:sz="4" w:space="0" w:color="BFBFBF" w:themeColor="background1" w:themeShade="BF"/>
+              <w:right w:val="single" w:sz="4" w:space="0" w:color="FFFFFF"/>
             </w:tcBorders>
           </w:tcPr>
           <w:p>
@@ -4244,7 +4338,10 @@
           <w:tcPr>
             <w:tcW w:w="8647" w:type="dxa"/>
             <w:tcBorders>
+              <w:top w:val="single" w:sz="4" w:space="0" w:color="FFFFFF"/>
+              <w:left w:val="single" w:sz="4" w:space="0" w:color="FFFFFF"/>
               <w:bottom w:val="single" w:sz="4" w:space="0" w:color="BFBFBF" w:themeColor="background1" w:themeShade="BF"/>
+              <w:right w:val="single" w:sz="4" w:space="0" w:color="FFFFFF"/>
             </w:tcBorders>
           </w:tcPr>
           <w:p>
@@ -4376,7 +4473,10 @@
           <w:tcPr>
             <w:tcW w:w="8647" w:type="dxa"/>
             <w:tcBorders>
+              <w:top w:val="single" w:sz="4" w:space="0" w:color="FFFFFF"/>
+              <w:left w:val="single" w:sz="4" w:space="0" w:color="FFFFFF"/>
               <w:bottom w:val="single" w:sz="4" w:space="0" w:color="BFBFBF" w:themeColor="background1" w:themeShade="BF"/>
+              <w:right w:val="single" w:sz="4" w:space="0" w:color="FFFFFF"/>
             </w:tcBorders>
           </w:tcPr>
           <w:p>
@@ -4526,7 +4626,10 @@
           <w:tcPr>
             <w:tcW w:w="8647" w:type="dxa"/>
             <w:tcBorders>
+              <w:top w:val="single" w:sz="4" w:space="0" w:color="FFFFFF"/>
+              <w:left w:val="single" w:sz="4" w:space="0" w:color="FFFFFF"/>
               <w:bottom w:val="single" w:sz="4" w:space="0" w:color="BFBFBF" w:themeColor="background1" w:themeShade="BF"/>
+              <w:right w:val="single" w:sz="4" w:space="0" w:color="FFFFFF"/>
             </w:tcBorders>
           </w:tcPr>
           <w:p>
@@ -4657,7 +4760,10 @@
           <w:tcPr>
             <w:tcW w:w="8647" w:type="dxa"/>
             <w:tcBorders>
+              <w:top w:val="single" w:sz="4" w:space="0" w:color="FFFFFF"/>
+              <w:left w:val="single" w:sz="4" w:space="0" w:color="FFFFFF"/>
               <w:bottom w:val="single" w:sz="4" w:space="0" w:color="BFBFBF" w:themeColor="background1" w:themeShade="BF"/>
+              <w:right w:val="single" w:sz="4" w:space="0" w:color="FFFFFF"/>
             </w:tcBorders>
           </w:tcPr>
           <w:p>
@@ -4786,6 +4892,9 @@
           <w:tcPr>
             <w:tcW w:w="6663" w:type="dxa"/>
             <w:tcBorders>
+              <w:top w:val="single" w:sz="4" w:space="0" w:color="FFFFFF"/>
+              <w:left w:val="single" w:sz="4" w:space="0" w:color="FFFFFF"/>
+              <w:bottom w:val="single" w:sz="4" w:space="0" w:color="FFFFFF"/>
               <w:right w:val="single" w:sz="4" w:space="0" w:color="BFBFBF" w:themeColor="background1" w:themeShade="BF"/>
             </w:tcBorders>
             <w:shd w:val="clear" w:color="auto" w:fill="FFFFFF" w:themeFill="background1"/>
@@ -4846,7 +4955,7 @@
                   <w:bottom w:val="single" w:sz="4" w:space="0" w:color="BFBFBF" w:themeColor="background1" w:themeShade="BF"/>
                   <w:right w:val="single" w:sz="4" w:space="0" w:color="BFBFBF" w:themeColor="background1" w:themeShade="BF"/>
                 </w:tcBorders>
-                <w:shd w:val="clear" w:color="auto" w:fill="FFFAE7"/>
+                <w:shd w:val="clear" w:color="auto" w:fill="E1F6FF"/>
                 <w:vAlign w:val="center"/>
               </w:tcPr>
               <w:p>
@@ -4904,7 +5013,10 @@
           <w:tcPr>
             <w:tcW w:w="8647" w:type="dxa"/>
             <w:tcBorders>
+              <w:top w:val="single" w:sz="4" w:space="0" w:color="FFFFFF"/>
+              <w:left w:val="single" w:sz="4" w:space="0" w:color="FFFFFF"/>
               <w:bottom w:val="single" w:sz="4" w:space="0" w:color="BFBFBF" w:themeColor="background1" w:themeShade="BF"/>
+              <w:right w:val="single" w:sz="4" w:space="0" w:color="FFFFFF"/>
             </w:tcBorders>
           </w:tcPr>
           <w:p>
@@ -4953,7 +5065,7 @@
               <w:bottom w:val="single" w:sz="4" w:space="0" w:color="BFBFBF" w:themeColor="background1" w:themeShade="BF"/>
               <w:right w:val="single" w:sz="4" w:space="0" w:color="BFBFBF" w:themeColor="background1" w:themeShade="BF"/>
             </w:tcBorders>
-            <w:shd w:val="clear" w:color="auto" w:fill="FFFAE7"/>
+            <w:shd w:val="clear" w:color="auto" w:fill="E1F6FF"/>
           </w:tcPr>
           <w:sdt>
             <w:sdtPr>
@@ -5033,7 +5145,10 @@
           <w:tcPr>
             <w:tcW w:w="8647" w:type="dxa"/>
             <w:tcBorders>
+              <w:top w:val="single" w:sz="4" w:space="0" w:color="FFFFFF"/>
+              <w:left w:val="single" w:sz="4" w:space="0" w:color="FFFFFF"/>
               <w:bottom w:val="single" w:sz="4" w:space="0" w:color="BFBFBF" w:themeColor="background1" w:themeShade="BF"/>
+              <w:right w:val="single" w:sz="4" w:space="0" w:color="FFFFFF"/>
             </w:tcBorders>
           </w:tcPr>
           <w:p>
@@ -5091,7 +5206,7 @@
               <w:bottom w:val="single" w:sz="4" w:space="0" w:color="BFBFBF" w:themeColor="background1" w:themeShade="BF"/>
               <w:right w:val="single" w:sz="4" w:space="0" w:color="BFBFBF" w:themeColor="background1" w:themeShade="BF"/>
             </w:tcBorders>
-            <w:shd w:val="clear" w:color="auto" w:fill="FFFAE7"/>
+            <w:shd w:val="clear" w:color="auto" w:fill="E1F6FF"/>
           </w:tcPr>
           <w:sdt>
             <w:sdtPr>
@@ -5189,6 +5304,12 @@
         <w:tc>
           <w:tcPr>
             <w:tcW w:w="7513" w:type="dxa"/>
+            <w:tcBorders>
+              <w:top w:val="single" w:sz="4" w:space="0" w:color="FFFFFF"/>
+              <w:left w:val="single" w:sz="4" w:space="0" w:color="FFFFFF"/>
+              <w:bottom w:val="single" w:sz="4" w:space="0" w:color="FFFFFF"/>
+              <w:right w:val="single" w:sz="4" w:space="0" w:color="FFFFFF"/>
+            </w:tcBorders>
             <w:shd w:val="clear" w:color="auto" w:fill="FCE0CC" w:themeFill="background2" w:themeFillTint="33"/>
             <w:vAlign w:val="center"/>
           </w:tcPr>
@@ -5327,6 +5448,12 @@
         <w:tc>
           <w:tcPr>
             <w:tcW w:w="1134" w:type="dxa"/>
+            <w:tcBorders>
+              <w:top w:val="single" w:sz="4" w:space="0" w:color="FFFFFF"/>
+              <w:left w:val="single" w:sz="4" w:space="0" w:color="FFFFFF"/>
+              <w:bottom w:val="single" w:sz="4" w:space="0" w:color="FFFFFF"/>
+              <w:right w:val="single" w:sz="4" w:space="0" w:color="FFFFFF"/>
+            </w:tcBorders>
             <w:shd w:val="clear" w:color="auto" w:fill="FCE0CC" w:themeFill="background2" w:themeFillTint="33"/>
             <w:vAlign w:val="center"/>
           </w:tcPr>
@@ -5454,9 +5581,9 @@
           <w:tcPr>
             <w:tcW w:w="851" w:type="dxa"/>
             <w:tcBorders>
-              <w:top w:val="nil"/>
-              <w:left w:val="nil"/>
-              <w:bottom w:val="nil"/>
+              <w:top w:val="single" w:sz="4" w:space="0" w:color="FFFFFF"/>
+              <w:left w:val="single" w:sz="4" w:space="0" w:color="FFFFFF"/>
+              <w:bottom w:val="single" w:sz="4" w:space="0" w:color="FFFFFF"/>
               <w:right w:val="single" w:sz="4" w:space="0" w:color="BFBFBF" w:themeColor="background1" w:themeShade="BF"/>
             </w:tcBorders>
           </w:tcPr>
@@ -5485,7 +5612,7 @@
               <w:bottom w:val="single" w:sz="4" w:space="0" w:color="BFBFBF"/>
               <w:right w:val="single" w:sz="4" w:space="0" w:color="BFBFBF"/>
             </w:tcBorders>
-            <w:shd w:val="clear" w:color="auto" w:fill="FFFAE7"/>
+            <w:shd w:val="clear" w:color="auto" w:fill="E1F6FF"/>
             <w:vAlign w:val="center"/>
           </w:tcPr>
           <w:p>
@@ -5534,10 +5661,10 @@
           <w:tcPr>
             <w:tcW w:w="1559" w:type="dxa"/>
             <w:tcBorders>
-              <w:top w:val="nil"/>
+              <w:top w:val="single" w:sz="4" w:space="0" w:color="FFFFFF"/>
               <w:left w:val="single" w:sz="4" w:space="0" w:color="BFBFBF"/>
-              <w:bottom w:val="nil"/>
-              <w:right w:val="nil"/>
+              <w:bottom w:val="single" w:sz="4" w:space="0" w:color="FFFFFF"/>
+              <w:right w:val="single" w:sz="4" w:space="0" w:color="FFFFFF"/>
             </w:tcBorders>
           </w:tcPr>
           <w:p>
@@ -5554,10 +5681,10 @@
           <w:tcPr>
             <w:tcW w:w="567" w:type="dxa"/>
             <w:tcBorders>
-              <w:top w:val="nil"/>
-              <w:left w:val="nil"/>
-              <w:bottom w:val="nil"/>
-              <w:right w:val="nil"/>
+              <w:top w:val="single" w:sz="4" w:space="0" w:color="FFFFFF"/>
+              <w:left w:val="single" w:sz="4" w:space="0" w:color="FFFFFF"/>
+              <w:bottom w:val="single" w:sz="4" w:space="0" w:color="FFFFFF"/>
+              <w:right w:val="single" w:sz="4" w:space="0" w:color="FFFFFF"/>
             </w:tcBorders>
           </w:tcPr>
           <w:p>
@@ -5574,9 +5701,9 @@
           <w:tcPr>
             <w:tcW w:w="851" w:type="dxa"/>
             <w:tcBorders>
-              <w:top w:val="nil"/>
-              <w:left w:val="nil"/>
-              <w:bottom w:val="nil"/>
+              <w:top w:val="single" w:sz="4" w:space="0" w:color="FFFFFF"/>
+              <w:left w:val="single" w:sz="4" w:space="0" w:color="FFFFFF"/>
+              <w:bottom w:val="single" w:sz="4" w:space="0" w:color="FFFFFF"/>
               <w:right w:val="single" w:sz="4" w:space="0" w:color="BFBFBF"/>
             </w:tcBorders>
           </w:tcPr>
@@ -5605,7 +5732,7 @@
               <w:bottom w:val="single" w:sz="4" w:space="0" w:color="BFBFBF"/>
               <w:right w:val="single" w:sz="4" w:space="0" w:color="BFBFBF"/>
             </w:tcBorders>
-            <w:shd w:val="clear" w:color="auto" w:fill="FFFAE7"/>
+            <w:shd w:val="clear" w:color="auto" w:fill="E1F6FF"/>
             <w:vAlign w:val="center"/>
           </w:tcPr>
           <w:p>
@@ -5651,10 +5778,10 @@
           <w:tcPr>
             <w:tcW w:w="1379" w:type="dxa"/>
             <w:tcBorders>
-              <w:top w:val="nil"/>
+              <w:top w:val="single" w:sz="4" w:space="0" w:color="FFFFFF"/>
               <w:left w:val="single" w:sz="4" w:space="0" w:color="BFBFBF"/>
-              <w:bottom w:val="nil"/>
-              <w:right w:val="nil"/>
+              <w:bottom w:val="single" w:sz="4" w:space="0" w:color="FFFFFF"/>
+              <w:right w:val="single" w:sz="4" w:space="0" w:color="FFFFFF"/>
             </w:tcBorders>
           </w:tcPr>
           <w:p>
@@ -5678,9 +5805,9 @@
             <w:gridSpan w:val="3"/>
             <w:tcBorders>
               <w:top w:val="nil"/>
-              <w:left w:val="nil"/>
+              <w:left w:val="single" w:sz="4" w:space="0" w:color="FFFFFF"/>
               <w:bottom w:val="single" w:sz="4" w:space="0" w:color="BFBFBF"/>
-              <w:right w:val="nil"/>
+              <w:right w:val="single" w:sz="4" w:space="0" w:color="FFFFFF"/>
             </w:tcBorders>
           </w:tcPr>
           <w:p>
@@ -5697,10 +5824,10 @@
           <w:tcPr>
             <w:tcW w:w="567" w:type="dxa"/>
             <w:tcBorders>
-              <w:top w:val="nil"/>
-              <w:left w:val="nil"/>
-              <w:bottom w:val="nil"/>
-              <w:right w:val="nil"/>
+              <w:top w:val="single" w:sz="4" w:space="0" w:color="FFFFFF"/>
+              <w:left w:val="single" w:sz="4" w:space="0" w:color="FFFFFF"/>
+              <w:bottom w:val="single" w:sz="4" w:space="0" w:color="FFFFFF"/>
+              <w:right w:val="single" w:sz="4" w:space="0" w:color="FFFFFF"/>
             </w:tcBorders>
           </w:tcPr>
           <w:p>
@@ -5719,9 +5846,9 @@
             <w:gridSpan w:val="3"/>
             <w:tcBorders>
               <w:top w:val="nil"/>
-              <w:left w:val="nil"/>
+              <w:left w:val="single" w:sz="4" w:space="0" w:color="FFFFFF"/>
               <w:bottom w:val="single" w:sz="4" w:space="0" w:color="BFBFBF"/>
-              <w:right w:val="nil"/>
+              <w:right w:val="single" w:sz="4" w:space="0" w:color="FFFFFF"/>
             </w:tcBorders>
           </w:tcPr>
           <w:p>
@@ -5749,7 +5876,7 @@
               <w:bottom w:val="single" w:sz="4" w:space="0" w:color="BFBFBF"/>
               <w:right w:val="single" w:sz="4" w:space="0" w:color="BFBFBF"/>
             </w:tcBorders>
-            <w:shd w:val="clear" w:color="auto" w:fill="FFFAE7"/>
+            <w:shd w:val="clear" w:color="auto" w:fill="E1F6FF"/>
           </w:tcPr>
           <w:p>
             <w:pPr>
@@ -5765,9 +5892,9 @@
           <w:tcPr>
             <w:tcW w:w="567" w:type="dxa"/>
             <w:tcBorders>
-              <w:top w:val="nil"/>
+              <w:top w:val="single" w:sz="4" w:space="0" w:color="FFFFFF"/>
               <w:left w:val="single" w:sz="4" w:space="0" w:color="BFBFBF"/>
-              <w:bottom w:val="nil"/>
+              <w:bottom w:val="single" w:sz="4" w:space="0" w:color="FFFFFF"/>
               <w:right w:val="single" w:sz="4" w:space="0" w:color="BFBFBF"/>
             </w:tcBorders>
           </w:tcPr>
@@ -5791,7 +5918,7 @@
               <w:bottom w:val="single" w:sz="4" w:space="0" w:color="BFBFBF" w:themeColor="background1" w:themeShade="BF"/>
               <w:right w:val="single" w:sz="4" w:space="0" w:color="BFBFBF" w:themeColor="background1" w:themeShade="BF"/>
             </w:tcBorders>
-            <w:shd w:val="clear" w:color="auto" w:fill="FFFAE7"/>
+            <w:shd w:val="clear" w:color="auto" w:fill="E1F6FF"/>
           </w:tcPr>
           <w:p>
             <w:pPr>
@@ -5814,9 +5941,9 @@
             <w:gridSpan w:val="4"/>
             <w:tcBorders>
               <w:top w:val="nil"/>
-              <w:left w:val="nil"/>
-              <w:bottom w:val="nil"/>
-              <w:right w:val="nil"/>
+              <w:left w:val="single" w:sz="4" w:space="0" w:color="FFFFFF"/>
+              <w:bottom w:val="single" w:sz="4" w:space="0" w:color="FFFFFF"/>
+              <w:right w:val="single" w:sz="4" w:space="0" w:color="FFFFFF"/>
             </w:tcBorders>
             <w:vAlign w:val="center"/>
           </w:tcPr>
@@ -5848,9 +5975,9 @@
             <w:gridSpan w:val="3"/>
             <w:tcBorders>
               <w:top w:val="single" w:sz="4" w:space="0" w:color="BFBFBF" w:themeColor="background1" w:themeShade="BF"/>
-              <w:left w:val="nil"/>
-              <w:bottom w:val="nil"/>
-              <w:right w:val="nil"/>
+              <w:left w:val="single" w:sz="4" w:space="0" w:color="FFFFFF"/>
+              <w:bottom w:val="single" w:sz="4" w:space="0" w:color="FFFFFF"/>
+              <w:right w:val="single" w:sz="4" w:space="0" w:color="FFFFFF"/>
             </w:tcBorders>
             <w:vAlign w:val="center"/>
           </w:tcPr>
@@ -5955,6 +6082,12 @@
         <w:tc>
           <w:tcPr>
             <w:tcW w:w="8647" w:type="dxa"/>
+            <w:tcBorders>
+              <w:top w:val="single" w:sz="4" w:space="0" w:color="FFFFFF"/>
+              <w:left w:val="single" w:sz="4" w:space="0" w:color="FFFFFF"/>
+              <w:bottom w:val="single" w:sz="4" w:space="0" w:color="FFFFFF"/>
+              <w:right w:val="single" w:sz="4" w:space="0" w:color="FFFFFF"/>
+            </w:tcBorders>
             <w:shd w:val="clear" w:color="auto" w:fill="FCE0CC" w:themeFill="background2" w:themeFillTint="33"/>
             <w:vAlign w:val="center"/>
           </w:tcPr>
@@ -6184,6 +6317,12 @@
         <w:tc>
           <w:tcPr>
             <w:tcW w:w="7513" w:type="dxa"/>
+            <w:tcBorders>
+              <w:top w:val="single" w:sz="4" w:space="0" w:color="FFFFFF"/>
+              <w:left w:val="single" w:sz="4" w:space="0" w:color="FFFFFF"/>
+              <w:bottom w:val="single" w:sz="4" w:space="0" w:color="FFFFFF"/>
+              <w:right w:val="single" w:sz="4" w:space="0" w:color="FFFFFF"/>
+            </w:tcBorders>
             <w:shd w:val="clear" w:color="auto" w:fill="FCE0CC" w:themeFill="background2" w:themeFillTint="33"/>
             <w:vAlign w:val="center"/>
           </w:tcPr>
@@ -6322,6 +6461,12 @@
         <w:tc>
           <w:tcPr>
             <w:tcW w:w="1134" w:type="dxa"/>
+            <w:tcBorders>
+              <w:top w:val="single" w:sz="4" w:space="0" w:color="FFFFFF"/>
+              <w:left w:val="single" w:sz="4" w:space="0" w:color="FFFFFF"/>
+              <w:bottom w:val="single" w:sz="4" w:space="0" w:color="FFFFFF"/>
+              <w:right w:val="single" w:sz="4" w:space="0" w:color="FFFFFF"/>
+            </w:tcBorders>
             <w:shd w:val="clear" w:color="auto" w:fill="FCE0CC" w:themeFill="background2" w:themeFillTint="33"/>
             <w:vAlign w:val="center"/>
           </w:tcPr>
@@ -6449,9 +6594,9 @@
           <w:tcPr>
             <w:tcW w:w="851" w:type="dxa"/>
             <w:tcBorders>
-              <w:top w:val="nil"/>
-              <w:left w:val="nil"/>
-              <w:bottom w:val="nil"/>
+              <w:top w:val="single" w:sz="4" w:space="0" w:color="FFFFFF"/>
+              <w:left w:val="single" w:sz="4" w:space="0" w:color="FFFFFF"/>
+              <w:bottom w:val="single" w:sz="4" w:space="0" w:color="FFFFFF"/>
               <w:right w:val="single" w:sz="4" w:space="0" w:color="BFBFBF" w:themeColor="background1" w:themeShade="BF"/>
             </w:tcBorders>
           </w:tcPr>
@@ -6526,10 +6671,10 @@
           <w:tcPr>
             <w:tcW w:w="1559" w:type="dxa"/>
             <w:tcBorders>
-              <w:top w:val="nil"/>
+              <w:top w:val="single" w:sz="4" w:space="0" w:color="FFFFFF"/>
               <w:left w:val="single" w:sz="4" w:space="0" w:color="BFBFBF"/>
-              <w:bottom w:val="nil"/>
-              <w:right w:val="nil"/>
+              <w:bottom w:val="single" w:sz="4" w:space="0" w:color="FFFFFF"/>
+              <w:right w:val="single" w:sz="4" w:space="0" w:color="FFFFFF"/>
             </w:tcBorders>
           </w:tcPr>
           <w:p>
@@ -6546,10 +6691,10 @@
           <w:tcPr>
             <w:tcW w:w="567" w:type="dxa"/>
             <w:tcBorders>
-              <w:top w:val="nil"/>
-              <w:left w:val="nil"/>
+              <w:top w:val="single" w:sz="4" w:space="0" w:color="FFFFFF"/>
+              <w:left w:val="single" w:sz="4" w:space="0" w:color="FFFFFF"/>
               <w:bottom w:val="nil"/>
-              <w:right w:val="nil"/>
+              <w:right w:val="single" w:sz="4" w:space="0" w:color="FFFFFF"/>
             </w:tcBorders>
           </w:tcPr>
           <w:p>
@@ -6566,8 +6711,8 @@
           <w:tcPr>
             <w:tcW w:w="851" w:type="dxa"/>
             <w:tcBorders>
-              <w:top w:val="nil"/>
-              <w:left w:val="nil"/>
+              <w:top w:val="single" w:sz="4" w:space="0" w:color="FFFFFF"/>
+              <w:left w:val="single" w:sz="4" w:space="0" w:color="FFFFFF"/>
               <w:bottom w:val="nil"/>
               <w:right w:val="single" w:sz="4" w:space="0" w:color="BFBFBF"/>
             </w:tcBorders>
@@ -6643,10 +6788,10 @@
           <w:tcPr>
             <w:tcW w:w="1379" w:type="dxa"/>
             <w:tcBorders>
-              <w:top w:val="nil"/>
+              <w:top w:val="single" w:sz="4" w:space="0" w:color="FFFFFF"/>
               <w:left w:val="single" w:sz="4" w:space="0" w:color="BFBFBF"/>
-              <w:bottom w:val="nil"/>
-              <w:right w:val="nil"/>
+              <w:bottom w:val="single" w:sz="4" w:space="0" w:color="FFFFFF"/>
+              <w:right w:val="single" w:sz="4" w:space="0" w:color="FFFFFF"/>
             </w:tcBorders>
           </w:tcPr>
           <w:p>
@@ -6670,9 +6815,9 @@
             <w:gridSpan w:val="3"/>
             <w:tcBorders>
               <w:top w:val="nil"/>
-              <w:left w:val="nil"/>
+              <w:left w:val="single" w:sz="4" w:space="0" w:color="FFFFFF"/>
               <w:bottom w:val="single" w:sz="4" w:space="0" w:color="BFBFBF"/>
-              <w:right w:val="nil"/>
+              <w:right w:val="single" w:sz="4" w:space="0" w:color="FFFFFF"/>
             </w:tcBorders>
           </w:tcPr>
           <w:p>
@@ -6689,10 +6834,10 @@
           <w:tcPr>
             <w:tcW w:w="567" w:type="dxa"/>
             <w:tcBorders>
-              <w:top w:val="nil"/>
-              <w:left w:val="nil"/>
-              <w:bottom w:val="nil"/>
-              <w:right w:val="nil"/>
+              <w:top w:val="single" w:sz="4" w:space="0" w:color="FFFFFF"/>
+              <w:left w:val="single" w:sz="4" w:space="0" w:color="FFFFFF"/>
+              <w:bottom w:val="single" w:sz="4" w:space="0" w:color="FFFFFF"/>
+              <w:right w:val="single" w:sz="4" w:space="0" w:color="FFFFFF"/>
             </w:tcBorders>
           </w:tcPr>
           <w:p>
@@ -6710,10 +6855,10 @@
             <w:tcW w:w="3931" w:type="dxa"/>
             <w:gridSpan w:val="3"/>
             <w:tcBorders>
-              <w:top w:val="nil"/>
-              <w:left w:val="nil"/>
+              <w:top w:val="single" w:sz="4" w:space="0" w:color="FFFFFF"/>
+              <w:left w:val="single" w:sz="4" w:space="0" w:color="FFFFFF"/>
               <w:bottom w:val="single" w:sz="4" w:space="0" w:color="BFBFBF"/>
-              <w:right w:val="nil"/>
+              <w:right w:val="single" w:sz="4" w:space="0" w:color="FFFFFF"/>
             </w:tcBorders>
           </w:tcPr>
           <w:p>
@@ -6757,9 +6902,9 @@
           <w:tcPr>
             <w:tcW w:w="567" w:type="dxa"/>
             <w:tcBorders>
-              <w:top w:val="nil"/>
+              <w:top w:val="single" w:sz="4" w:space="0" w:color="FFFFFF"/>
               <w:left w:val="single" w:sz="4" w:space="0" w:color="BFBFBF"/>
-              <w:bottom w:val="nil"/>
+              <w:bottom w:val="single" w:sz="4" w:space="0" w:color="FFFFFF"/>
               <w:right w:val="single" w:sz="4" w:space="0" w:color="BFBFBF"/>
             </w:tcBorders>
           </w:tcPr>
@@ -6806,9 +6951,9 @@
             <w:gridSpan w:val="4"/>
             <w:tcBorders>
               <w:top w:val="nil"/>
-              <w:left w:val="nil"/>
-              <w:bottom w:val="nil"/>
-              <w:right w:val="nil"/>
+              <w:left w:val="single" w:sz="4" w:space="0" w:color="FFFFFF"/>
+              <w:bottom w:val="single" w:sz="4" w:space="0" w:color="FFFFFF"/>
+              <w:right w:val="single" w:sz="4" w:space="0" w:color="FFFFFF"/>
             </w:tcBorders>
             <w:vAlign w:val="center"/>
           </w:tcPr>
@@ -6840,9 +6985,9 @@
             <w:gridSpan w:val="3"/>
             <w:tcBorders>
               <w:top w:val="single" w:sz="4" w:space="0" w:color="BFBFBF" w:themeColor="background1" w:themeShade="BF"/>
-              <w:left w:val="nil"/>
-              <w:bottom w:val="nil"/>
-              <w:right w:val="nil"/>
+              <w:left w:val="single" w:sz="4" w:space="0" w:color="FFFFFF"/>
+              <w:bottom w:val="single" w:sz="4" w:space="0" w:color="FFFFFF"/>
+              <w:right w:val="single" w:sz="4" w:space="0" w:color="FFFFFF"/>
             </w:tcBorders>
             <w:vAlign w:val="center"/>
           </w:tcPr>
@@ -6924,6 +7069,12 @@
     <w:tbl>
       <w:tblPr>
         <w:tblW w:w="8647" w:type="dxa"/>
+        <w:tblBorders>
+          <w:top w:val="single" w:sz="4" w:space="0" w:color="FFFFFF"/>
+          <w:left w:val="single" w:sz="4" w:space="0" w:color="FFFFFF"/>
+          <w:bottom w:val="single" w:sz="4" w:space="0" w:color="FFFFFF"/>
+          <w:right w:val="single" w:sz="4" w:space="0" w:color="FFFFFF"/>
+        </w:tblBorders>
         <w:shd w:val="clear" w:color="auto" w:fill="FCE0CC" w:themeFill="background2" w:themeFillTint="33"/>
         <w:tblLook w:val="01E0" w:firstRow="1" w:lastRow="1" w:firstColumn="1" w:lastColumn="1" w:noHBand="0" w:noVBand="0"/>
       </w:tblPr>
@@ -6971,14 +7122,7 @@
                 <w:sz w:val="16"/>
                 <w:szCs w:val="16"/>
               </w:rPr>
-              <w:t>Rückblick_Probezeit</w:t>
-            </w:r>
-            <w:r>
-              <w:rPr>
-                <w:sz w:val="16"/>
-                <w:szCs w:val="16"/>
-              </w:rPr>
-              <w:t>_20xx_</w:t>
+              <w:t>Rückblick_Probezeit_20xx_</w:t>
             </w:r>
             <w:r>
               <w:rPr>
@@ -7314,6 +7458,10 @@
                             <w:tc>
                               <w:tcPr>
                                 <w:tcW w:w="3043" w:type="dxa"/>
+                                <w:tcBorders>
+                                  <w:left w:val="single" w:sz="4" w:space="0" w:color="FFFFFF"/>
+                                  <w:right w:val="single" w:sz="4" w:space="0" w:color="FFFFFF"/>
+                                </w:tcBorders>
                                 <w:vAlign w:val="center"/>
                                 <w:hideMark/>
                               </w:tcPr>
@@ -7420,6 +7568,10 @@
                       <w:tc>
                         <w:tcPr>
                           <w:tcW w:w="3043" w:type="dxa"/>
+                          <w:tcBorders>
+                            <w:left w:val="single" w:sz="4" w:space="0" w:color="FFFFFF"/>
+                            <w:right w:val="single" w:sz="4" w:space="0" w:color="FFFFFF"/>
+                          </w:tcBorders>
                           <w:vAlign w:val="center"/>
                           <w:hideMark/>
                         </w:tcPr>
@@ -7721,7 +7873,7 @@
                                   <pic:cNvPicPr/>
                                 </pic:nvPicPr>
                                 <pic:blipFill>
-                                  <a:blip r:embed="rId1"/>
+                                  <a:blip r:embed="rId2"/>
                                   <a:stretch>
                                     <a:fillRect/>
                                   </a:stretch>
@@ -8001,6 +8153,9 @@
                                 <w:tc>
                                   <w:tcPr>
                                     <w:tcW w:w="8505" w:type="dxa"/>
+                                    <w:tcBorders>
+                                      <w:bottom w:val="single" w:sz="4" w:space="0" w:color="FFFFFF" w:themeColor="background1"/>
+                                    </w:tcBorders>
                                     <w:vAlign w:val="bottom"/>
                                   </w:tcPr>
                                   <w:p>
@@ -8037,6 +8192,10 @@
                                 <w:tc>
                                   <w:tcPr>
                                     <w:tcW w:w="8505" w:type="dxa"/>
+                                    <w:tcBorders>
+                                      <w:top w:val="single" w:sz="4" w:space="0" w:color="FFFFFF" w:themeColor="background1"/>
+                                      <w:bottom w:val="single" w:sz="4" w:space="0" w:color="FFFFFF" w:themeColor="background1"/>
+                                    </w:tcBorders>
                                   </w:tcPr>
                                   <w:p>
                                     <w:pPr>
@@ -8057,6 +8216,9 @@
                             <w:tc>
                               <w:tcPr>
                                 <w:tcW w:w="8505" w:type="dxa"/>
+                                <w:tcBorders>
+                                  <w:top w:val="single" w:sz="4" w:space="0" w:color="FFFFFF" w:themeColor="background1"/>
+                                </w:tcBorders>
                               </w:tcPr>
                               <w:p>
                                 <w:pPr>
@@ -8170,6 +8332,9 @@
                           <w:tc>
                             <w:tcPr>
                               <w:tcW w:w="8505" w:type="dxa"/>
+                              <w:tcBorders>
+                                <w:bottom w:val="single" w:sz="4" w:space="0" w:color="FFFFFF" w:themeColor="background1"/>
+                              </w:tcBorders>
                               <w:vAlign w:val="bottom"/>
                             </w:tcPr>
                             <w:p>
@@ -8206,6 +8371,10 @@
                           <w:tc>
                             <w:tcPr>
                               <w:tcW w:w="8505" w:type="dxa"/>
+                              <w:tcBorders>
+                                <w:top w:val="single" w:sz="4" w:space="0" w:color="FFFFFF" w:themeColor="background1"/>
+                                <w:bottom w:val="single" w:sz="4" w:space="0" w:color="FFFFFF" w:themeColor="background1"/>
+                              </w:tcBorders>
                             </w:tcPr>
                             <w:p>
                               <w:pPr>
@@ -8226,6 +8395,9 @@
                       <w:tc>
                         <w:tcPr>
                           <w:tcW w:w="8505" w:type="dxa"/>
+                          <w:tcBorders>
+                            <w:top w:val="single" w:sz="4" w:space="0" w:color="FFFFFF" w:themeColor="background1"/>
+                          </w:tcBorders>
                         </w:tcPr>
                         <w:p>
                           <w:pPr>
@@ -8933,7 +9105,7 @@
                                   <pic:cNvPicPr/>
                                 </pic:nvPicPr>
                                 <pic:blipFill>
-                                  <a:blip r:embed="rId1"/>
+                                  <a:blip r:embed="rId2"/>
                                   <a:stretch>
                                     <a:fillRect/>
                                   </a:stretch>
@@ -15717,7 +15889,7 @@
       <w:docPartBody>
         <w:p>
           <w:pPr>
-            <w:pStyle w:val="429F170CB5404DF69D170EA2FAD2B9C021"/>
+            <w:pStyle w:val="429F170CB5404DF69D170EA2FAD2B9C0"/>
           </w:pPr>
           <w:r>
             <w:rPr>
@@ -15746,7 +15918,7 @@
       <w:docPartBody>
         <w:p>
           <w:pPr>
-            <w:pStyle w:val="D50672C1099E4FA18AEB8668C1A5CD7321"/>
+            <w:pStyle w:val="D50672C1099E4FA18AEB8668C1A5CD73"/>
           </w:pPr>
           <w:r>
             <w:rPr>
@@ -15775,7 +15947,7 @@
       <w:docPartBody>
         <w:p>
           <w:pPr>
-            <w:pStyle w:val="3721A5AE24D44D6D925278B2C73FD25421"/>
+            <w:pStyle w:val="3721A5AE24D44D6D925278B2C73FD254"/>
           </w:pPr>
           <w:r>
             <w:rPr>
@@ -15804,7 +15976,7 @@
       <w:docPartBody>
         <w:p>
           <w:pPr>
-            <w:pStyle w:val="D5D227B193B044D38881DC934B57F9E521"/>
+            <w:pStyle w:val="D5D227B193B044D38881DC934B57F9E5"/>
           </w:pPr>
           <w:r>
             <w:rPr>
@@ -15833,7 +16005,7 @@
       <w:docPartBody>
         <w:p>
           <w:pPr>
-            <w:pStyle w:val="668F050CBD4C4515B6EBBC88593A748D21"/>
+            <w:pStyle w:val="668F050CBD4C4515B6EBBC88593A748D"/>
           </w:pPr>
           <w:r>
             <w:rPr>
@@ -15862,7 +16034,7 @@
       <w:docPartBody>
         <w:p>
           <w:pPr>
-            <w:pStyle w:val="BEE1B29D605642C0BB2F7EBDB0C16E9521"/>
+            <w:pStyle w:val="BEE1B29D605642C0BB2F7EBDB0C16E95"/>
           </w:pPr>
           <w:r>
             <w:rPr>
@@ -15891,7 +16063,7 @@
       <w:docPartBody>
         <w:p>
           <w:pPr>
-            <w:pStyle w:val="11BBC939720442E68F7AC4C6A9A3FB4821"/>
+            <w:pStyle w:val="11BBC939720442E68F7AC4C6A9A3FB48"/>
           </w:pPr>
           <w:r>
             <w:rPr>
@@ -15921,7 +16093,7 @@
       <w:docPartBody>
         <w:p>
           <w:pPr>
-            <w:pStyle w:val="ABD5567221504ECDAAF03BF97AD0332921"/>
+            <w:pStyle w:val="ABD5567221504ECDAAF03BF97AD03329"/>
           </w:pPr>
           <w:r>
             <w:rPr>
@@ -15951,7 +16123,7 @@
       <w:docPartBody>
         <w:p>
           <w:pPr>
-            <w:pStyle w:val="1332403922964ACCB3718317C90DF79E21"/>
+            <w:pStyle w:val="1332403922964ACCB3718317C90DF79E"/>
           </w:pPr>
           <w:r>
             <w:rPr>
@@ -15981,11 +16153,12 @@
       <w:docPartBody>
         <w:p>
           <w:pPr>
-            <w:pStyle w:val="A83AE8DA6FCE481F8206FCFBAE56092317"/>
+            <w:pStyle w:val="A83AE8DA6FCE481F8206FCFBAE560923"/>
           </w:pPr>
           <w:r>
             <w:rPr>
               <w:rStyle w:val="Platzhaltertext"/>
+              <w:szCs w:val="18"/>
             </w:rPr>
             <w:t> </w:t>
           </w:r>
@@ -16010,11 +16183,12 @@
       <w:docPartBody>
         <w:p>
           <w:pPr>
-            <w:pStyle w:val="8121B688E92642F9880C57726EC30F1617"/>
+            <w:pStyle w:val="8121B688E92642F9880C57726EC30F16"/>
           </w:pPr>
           <w:r>
             <w:rPr>
               <w:rStyle w:val="Platzhaltertext"/>
+              <w:szCs w:val="18"/>
               <w:shd w:val="clear" w:color="auto" w:fill="E1F6FF"/>
             </w:rPr>
             <w:t> </w:t>
@@ -16040,11 +16214,12 @@
       <w:docPartBody>
         <w:p>
           <w:pPr>
-            <w:pStyle w:val="47DE35261B0D4821842671F686558D1017"/>
+            <w:pStyle w:val="47DE35261B0D4821842671F686558D10"/>
           </w:pPr>
           <w:r>
             <w:rPr>
               <w:rStyle w:val="Platzhaltertext"/>
+              <w:szCs w:val="18"/>
             </w:rPr>
             <w:t> </w:t>
           </w:r>
@@ -16069,11 +16244,12 @@
       <w:docPartBody>
         <w:p>
           <w:pPr>
-            <w:pStyle w:val="A7C4AEA7B22C4D4DB9C2CB95F51C588717"/>
+            <w:pStyle w:val="A7C4AEA7B22C4D4DB9C2CB95F51C5887"/>
           </w:pPr>
           <w:r>
             <w:rPr>
               <w:rStyle w:val="Platzhaltertext"/>
+              <w:szCs w:val="18"/>
             </w:rPr>
             <w:t> </w:t>
           </w:r>
@@ -16098,7 +16274,7 @@
       <w:docPartBody>
         <w:p>
           <w:pPr>
-            <w:pStyle w:val="4A4E437E1C5D479488838FC796F9861C10"/>
+            <w:pStyle w:val="4A4E437E1C5D479488838FC796F9861C"/>
           </w:pPr>
           <w:r>
             <w:rPr>
@@ -16127,7 +16303,7 @@
       <w:docPartBody>
         <w:p>
           <w:pPr>
-            <w:pStyle w:val="FA676E8DB8094BE8884089AAE154E1E410"/>
+            <w:pStyle w:val="FA676E8DB8094BE8884089AAE154E1E4"/>
           </w:pPr>
           <w:r>
             <w:rPr>
@@ -16156,7 +16332,7 @@
       <w:docPartBody>
         <w:p>
           <w:pPr>
-            <w:pStyle w:val="C0D289FDDADA48568C0DAF43A3C5E59F10"/>
+            <w:pStyle w:val="C0D289FDDADA48568C0DAF43A3C5E59F"/>
           </w:pPr>
           <w:r>
             <w:rPr>
@@ -16185,7 +16361,7 @@
       <w:docPartBody>
         <w:p>
           <w:pPr>
-            <w:pStyle w:val="0FFE050CA5A043ADAEFEF2526658DDF710"/>
+            <w:pStyle w:val="0FFE050CA5A043ADAEFEF2526658DDF7"/>
           </w:pPr>
           <w:r>
             <w:rPr>
@@ -16214,7 +16390,7 @@
       <w:docPartBody>
         <w:p>
           <w:pPr>
-            <w:pStyle w:val="5A9D6003B74740BBA459F8C43DD327A210"/>
+            <w:pStyle w:val="5A9D6003B74740BBA459F8C43DD327A2"/>
           </w:pPr>
           <w:r>
             <w:rPr>
@@ -16243,7 +16419,7 @@
       <w:docPartBody>
         <w:p>
           <w:pPr>
-            <w:pStyle w:val="8F72AA8602EC45DDB9DDF6197147082E10"/>
+            <w:pStyle w:val="8F72AA8602EC45DDB9DDF6197147082E"/>
           </w:pPr>
           <w:r>
             <w:rPr>
@@ -16272,7 +16448,7 @@
       <w:docPartBody>
         <w:p>
           <w:pPr>
-            <w:pStyle w:val="FE519C202186425BAF90328BC021CF8B10"/>
+            <w:pStyle w:val="FE519C202186425BAF90328BC021CF8B"/>
           </w:pPr>
           <w:r>
             <w:rPr>
@@ -16301,7 +16477,7 @@
       <w:docPartBody>
         <w:p>
           <w:pPr>
-            <w:pStyle w:val="7E36035A76C246FA9D35D72E86A3CDEA10"/>
+            <w:pStyle w:val="7E36035A76C246FA9D35D72E86A3CDEA"/>
           </w:pPr>
           <w:r>
             <w:rPr>
@@ -16330,7 +16506,7 @@
       <w:docPartBody>
         <w:p>
           <w:pPr>
-            <w:pStyle w:val="74AB421C5037487988FD7A90D87FDEF810"/>
+            <w:pStyle w:val="74AB421C5037487988FD7A90D87FDEF8"/>
           </w:pPr>
           <w:r>
             <w:rPr>
@@ -16359,7 +16535,7 @@
       <w:docPartBody>
         <w:p>
           <w:pPr>
-            <w:pStyle w:val="DD03B96911964C429A41C9A95A3F5B7610"/>
+            <w:pStyle w:val="DD03B96911964C429A41C9A95A3F5B76"/>
           </w:pPr>
           <w:r>
             <w:rPr>
@@ -16388,7 +16564,7 @@
       <w:docPartBody>
         <w:p>
           <w:pPr>
-            <w:pStyle w:val="D7E3AC320EE54E65939EC178C48FE3737"/>
+            <w:pStyle w:val="D7E3AC320EE54E65939EC178C48FE373"/>
           </w:pPr>
           <w:r>
             <w:rPr>
@@ -16417,7 +16593,7 @@
       <w:docPartBody>
         <w:p>
           <w:pPr>
-            <w:pStyle w:val="A25ECC98FC504C2ABE150462EB4319B94"/>
+            <w:pStyle w:val="A25ECC98FC504C2ABE150462EB4319B9"/>
           </w:pPr>
           <w:r>
             <w:rPr>
@@ -16446,7 +16622,7 @@
       <w:docPartBody>
         <w:p>
           <w:pPr>
-            <w:pStyle w:val="4078C34E85DE4FE79EC59E402A503CF44"/>
+            <w:pStyle w:val="4078C34E85DE4FE79EC59E402A503CF4"/>
           </w:pPr>
           <w:r>
             <w:rPr>
@@ -16475,7 +16651,7 @@
       <w:docPartBody>
         <w:p>
           <w:pPr>
-            <w:pStyle w:val="E7EA56C654504E33BFA22F668CB4D9A44"/>
+            <w:pStyle w:val="E7EA56C654504E33BFA22F668CB4D9A4"/>
           </w:pPr>
           <w:r>
             <w:rPr>
@@ -16504,7 +16680,7 @@
       <w:docPartBody>
         <w:p>
           <w:pPr>
-            <w:pStyle w:val="F8506E652A8B43F78AFA99D2D7EE14DE4"/>
+            <w:pStyle w:val="F8506E652A8B43F78AFA99D2D7EE14DE"/>
           </w:pPr>
           <w:r>
             <w:rPr>
@@ -16533,7 +16709,7 @@
       <w:docPartBody>
         <w:p>
           <w:pPr>
-            <w:pStyle w:val="7DE6CB26C1E445F98FFA68B9528BF6B44"/>
+            <w:pStyle w:val="7DE6CB26C1E445F98FFA68B9528BF6B4"/>
           </w:pPr>
           <w:r>
             <w:rPr>
@@ -16562,7 +16738,7 @@
       <w:docPartBody>
         <w:p>
           <w:pPr>
-            <w:pStyle w:val="8CFE4F25D6AE4FA499520DB2B10155EF3"/>
+            <w:pStyle w:val="8CFE4F25D6AE4FA499520DB2B10155EF"/>
           </w:pPr>
           <w:r>
             <w:rPr>
@@ -16591,7 +16767,7 @@
       <w:docPartBody>
         <w:p>
           <w:pPr>
-            <w:pStyle w:val="9119E0592A21433C8FBD8718BCFF637A3"/>
+            <w:pStyle w:val="9119E0592A21433C8FBD8718BCFF637A"/>
           </w:pPr>
           <w:r>
             <w:rPr>
@@ -16620,7 +16796,7 @@
       <w:docPartBody>
         <w:p>
           <w:pPr>
-            <w:pStyle w:val="C6F132F61D764AFFA60CFD6068998F713"/>
+            <w:pStyle w:val="C6F132F61D764AFFA60CFD6068998F71"/>
           </w:pPr>
           <w:r>
             <w:rPr>
@@ -16657,7 +16833,7 @@
       <w:docPartBody>
         <w:p>
           <w:pPr>
-            <w:pStyle w:val="2E3EECADAEE447CAAC678940CC50BEB01"/>
+            <w:pStyle w:val="2E3EECADAEE447CAAC678940CC50BEB0"/>
           </w:pPr>
           <w:r>
             <w:rPr>
@@ -16686,7 +16862,7 @@
       <w:docPartBody>
         <w:p>
           <w:pPr>
-            <w:pStyle w:val="4EE773CAB9D14494BD6A2DCB65795EC01"/>
+            <w:pStyle w:val="4EE773CAB9D14494BD6A2DCB65795EC0"/>
           </w:pPr>
           <w:r>
             <w:rPr>
@@ -16811,7 +16987,11 @@
     <w:rsid w:val="00266B31"/>
     <w:rsid w:val="005C650E"/>
     <w:rsid w:val="00634BB1"/>
+    <w:rsid w:val="007132C7"/>
+    <w:rsid w:val="00743192"/>
     <w:rsid w:val="00782CB9"/>
+    <w:rsid w:val="00B72B00"/>
+    <w:rsid w:val="00D21690"/>
   </w:rsids>
   <m:mathPr>
     <m:mathFont m:val="Cambria Math"/>
@@ -17265,7 +17445,7 @@
     <w:basedOn w:val="Absatz-Standardschriftart"/>
     <w:uiPriority w:val="99"/>
     <w:semiHidden/>
-    <w:rsid w:val="005C650E"/>
+    <w:rsid w:val="00B72B00"/>
     <w:rPr>
       <w:color w:val="808080"/>
     </w:rPr>
@@ -17804,6 +17984,540 @@
       <w:lang w:eastAsia="en-US"/>
     </w:rPr>
   </w:style>
+  <w:style w:type="paragraph" w:customStyle="1" w:styleId="429F170CB5404DF69D170EA2FAD2B9C0">
+    <w:name w:val="429F170CB5404DF69D170EA2FAD2B9C0"/>
+    <w:rsid w:val="00B72B00"/>
+    <w:pPr>
+      <w:spacing w:after="0" w:line="248" w:lineRule="exact"/>
+    </w:pPr>
+    <w:rPr>
+      <w:rFonts w:ascii="Arial" w:eastAsiaTheme="minorHAnsi" w:hAnsi="Arial" w:cs="Arial"/>
+      <w:sz w:val="18"/>
+      <w:szCs w:val="20"/>
+      <w:lang w:eastAsia="en-US"/>
+    </w:rPr>
+  </w:style>
+  <w:style w:type="paragraph" w:customStyle="1" w:styleId="D50672C1099E4FA18AEB8668C1A5CD73">
+    <w:name w:val="D50672C1099E4FA18AEB8668C1A5CD73"/>
+    <w:rsid w:val="00B72B00"/>
+    <w:pPr>
+      <w:spacing w:after="0" w:line="248" w:lineRule="exact"/>
+    </w:pPr>
+    <w:rPr>
+      <w:rFonts w:ascii="Arial" w:eastAsiaTheme="minorHAnsi" w:hAnsi="Arial" w:cs="Arial"/>
+      <w:sz w:val="18"/>
+      <w:szCs w:val="20"/>
+      <w:lang w:eastAsia="en-US"/>
+    </w:rPr>
+  </w:style>
+  <w:style w:type="paragraph" w:customStyle="1" w:styleId="3721A5AE24D44D6D925278B2C73FD254">
+    <w:name w:val="3721A5AE24D44D6D925278B2C73FD254"/>
+    <w:rsid w:val="00B72B00"/>
+    <w:pPr>
+      <w:spacing w:after="0" w:line="248" w:lineRule="exact"/>
+    </w:pPr>
+    <w:rPr>
+      <w:rFonts w:ascii="Arial" w:eastAsiaTheme="minorHAnsi" w:hAnsi="Arial" w:cs="Arial"/>
+      <w:sz w:val="18"/>
+      <w:szCs w:val="20"/>
+      <w:lang w:eastAsia="en-US"/>
+    </w:rPr>
+  </w:style>
+  <w:style w:type="paragraph" w:customStyle="1" w:styleId="D5D227B193B044D38881DC934B57F9E5">
+    <w:name w:val="D5D227B193B044D38881DC934B57F9E5"/>
+    <w:rsid w:val="00B72B00"/>
+    <w:pPr>
+      <w:spacing w:after="0" w:line="248" w:lineRule="exact"/>
+    </w:pPr>
+    <w:rPr>
+      <w:rFonts w:ascii="Arial" w:eastAsiaTheme="minorHAnsi" w:hAnsi="Arial" w:cs="Arial"/>
+      <w:sz w:val="18"/>
+      <w:szCs w:val="20"/>
+      <w:lang w:eastAsia="en-US"/>
+    </w:rPr>
+  </w:style>
+  <w:style w:type="paragraph" w:customStyle="1" w:styleId="668F050CBD4C4515B6EBBC88593A748D">
+    <w:name w:val="668F050CBD4C4515B6EBBC88593A748D"/>
+    <w:rsid w:val="00B72B00"/>
+    <w:pPr>
+      <w:spacing w:after="0" w:line="248" w:lineRule="exact"/>
+    </w:pPr>
+    <w:rPr>
+      <w:rFonts w:ascii="Arial" w:eastAsiaTheme="minorHAnsi" w:hAnsi="Arial" w:cs="Arial"/>
+      <w:sz w:val="18"/>
+      <w:szCs w:val="20"/>
+      <w:lang w:eastAsia="en-US"/>
+    </w:rPr>
+  </w:style>
+  <w:style w:type="paragraph" w:customStyle="1" w:styleId="BEE1B29D605642C0BB2F7EBDB0C16E95">
+    <w:name w:val="BEE1B29D605642C0BB2F7EBDB0C16E95"/>
+    <w:rsid w:val="00B72B00"/>
+    <w:pPr>
+      <w:spacing w:after="0" w:line="248" w:lineRule="exact"/>
+    </w:pPr>
+    <w:rPr>
+      <w:rFonts w:ascii="Arial" w:eastAsiaTheme="minorHAnsi" w:hAnsi="Arial" w:cs="Arial"/>
+      <w:sz w:val="18"/>
+      <w:szCs w:val="20"/>
+      <w:lang w:eastAsia="en-US"/>
+    </w:rPr>
+  </w:style>
+  <w:style w:type="paragraph" w:customStyle="1" w:styleId="11BBC939720442E68F7AC4C6A9A3FB48">
+    <w:name w:val="11BBC939720442E68F7AC4C6A9A3FB48"/>
+    <w:rsid w:val="00B72B00"/>
+    <w:pPr>
+      <w:spacing w:after="0" w:line="248" w:lineRule="exact"/>
+    </w:pPr>
+    <w:rPr>
+      <w:rFonts w:ascii="Arial" w:eastAsiaTheme="minorHAnsi" w:hAnsi="Arial" w:cs="Arial"/>
+      <w:sz w:val="18"/>
+      <w:szCs w:val="20"/>
+      <w:lang w:eastAsia="en-US"/>
+    </w:rPr>
+  </w:style>
+  <w:style w:type="paragraph" w:customStyle="1" w:styleId="ABD5567221504ECDAAF03BF97AD03329">
+    <w:name w:val="ABD5567221504ECDAAF03BF97AD03329"/>
+    <w:rsid w:val="00B72B00"/>
+    <w:pPr>
+      <w:spacing w:after="0" w:line="248" w:lineRule="exact"/>
+    </w:pPr>
+    <w:rPr>
+      <w:rFonts w:ascii="Arial" w:eastAsiaTheme="minorHAnsi" w:hAnsi="Arial" w:cs="Arial"/>
+      <w:sz w:val="18"/>
+      <w:szCs w:val="20"/>
+      <w:lang w:eastAsia="en-US"/>
+    </w:rPr>
+  </w:style>
+  <w:style w:type="paragraph" w:customStyle="1" w:styleId="1332403922964ACCB3718317C90DF79E">
+    <w:name w:val="1332403922964ACCB3718317C90DF79E"/>
+    <w:rsid w:val="00B72B00"/>
+    <w:pPr>
+      <w:spacing w:after="0" w:line="248" w:lineRule="exact"/>
+    </w:pPr>
+    <w:rPr>
+      <w:rFonts w:ascii="Arial" w:eastAsiaTheme="minorHAnsi" w:hAnsi="Arial" w:cs="Arial"/>
+      <w:sz w:val="18"/>
+      <w:szCs w:val="20"/>
+      <w:lang w:eastAsia="en-US"/>
+    </w:rPr>
+  </w:style>
+  <w:style w:type="paragraph" w:customStyle="1" w:styleId="D7E3AC320EE54E65939EC178C48FE373">
+    <w:name w:val="D7E3AC320EE54E65939EC178C48FE373"/>
+    <w:rsid w:val="00B72B00"/>
+    <w:pPr>
+      <w:tabs>
+        <w:tab w:val="left" w:pos="567"/>
+      </w:tabs>
+      <w:spacing w:after="0" w:line="248" w:lineRule="exact"/>
+    </w:pPr>
+    <w:rPr>
+      <w:rFonts w:ascii="Arial" w:eastAsia="Times New Roman" w:hAnsi="Arial" w:cs="Arial"/>
+      <w:color w:val="000000"/>
+      <w:sz w:val="18"/>
+      <w:szCs w:val="20"/>
+      <w:lang w:eastAsia="en-US"/>
+    </w:rPr>
+  </w:style>
+  <w:style w:type="paragraph" w:customStyle="1" w:styleId="A83AE8DA6FCE481F8206FCFBAE560923">
+    <w:name w:val="A83AE8DA6FCE481F8206FCFBAE560923"/>
+    <w:rsid w:val="00B72B00"/>
+    <w:pPr>
+      <w:tabs>
+        <w:tab w:val="left" w:pos="567"/>
+      </w:tabs>
+      <w:spacing w:after="0" w:line="248" w:lineRule="exact"/>
+    </w:pPr>
+    <w:rPr>
+      <w:rFonts w:ascii="Arial" w:eastAsia="Times New Roman" w:hAnsi="Arial" w:cs="Arial"/>
+      <w:color w:val="000000"/>
+      <w:sz w:val="18"/>
+      <w:szCs w:val="20"/>
+      <w:lang w:eastAsia="en-US"/>
+    </w:rPr>
+  </w:style>
+  <w:style w:type="paragraph" w:customStyle="1" w:styleId="8121B688E92642F9880C57726EC30F16">
+    <w:name w:val="8121B688E92642F9880C57726EC30F16"/>
+    <w:rsid w:val="00B72B00"/>
+    <w:pPr>
+      <w:tabs>
+        <w:tab w:val="left" w:pos="567"/>
+      </w:tabs>
+      <w:spacing w:after="0" w:line="248" w:lineRule="exact"/>
+    </w:pPr>
+    <w:rPr>
+      <w:rFonts w:ascii="Arial" w:eastAsia="Times New Roman" w:hAnsi="Arial" w:cs="Arial"/>
+      <w:color w:val="000000"/>
+      <w:sz w:val="18"/>
+      <w:szCs w:val="20"/>
+      <w:lang w:eastAsia="en-US"/>
+    </w:rPr>
+  </w:style>
+  <w:style w:type="paragraph" w:customStyle="1" w:styleId="47DE35261B0D4821842671F686558D10">
+    <w:name w:val="47DE35261B0D4821842671F686558D10"/>
+    <w:rsid w:val="00B72B00"/>
+    <w:pPr>
+      <w:tabs>
+        <w:tab w:val="left" w:pos="567"/>
+      </w:tabs>
+      <w:spacing w:after="0" w:line="248" w:lineRule="exact"/>
+    </w:pPr>
+    <w:rPr>
+      <w:rFonts w:ascii="Arial" w:eastAsia="Times New Roman" w:hAnsi="Arial" w:cs="Arial"/>
+      <w:color w:val="000000"/>
+      <w:sz w:val="18"/>
+      <w:szCs w:val="20"/>
+      <w:lang w:eastAsia="en-US"/>
+    </w:rPr>
+  </w:style>
+  <w:style w:type="paragraph" w:customStyle="1" w:styleId="A7C4AEA7B22C4D4DB9C2CB95F51C5887">
+    <w:name w:val="A7C4AEA7B22C4D4DB9C2CB95F51C5887"/>
+    <w:rsid w:val="00B72B00"/>
+    <w:pPr>
+      <w:tabs>
+        <w:tab w:val="left" w:pos="567"/>
+      </w:tabs>
+      <w:spacing w:after="0" w:line="248" w:lineRule="exact"/>
+    </w:pPr>
+    <w:rPr>
+      <w:rFonts w:ascii="Arial" w:eastAsia="Times New Roman" w:hAnsi="Arial" w:cs="Arial"/>
+      <w:color w:val="000000"/>
+      <w:sz w:val="18"/>
+      <w:szCs w:val="20"/>
+      <w:lang w:eastAsia="en-US"/>
+    </w:rPr>
+  </w:style>
+  <w:style w:type="paragraph" w:customStyle="1" w:styleId="4A4E437E1C5D479488838FC796F9861C">
+    <w:name w:val="4A4E437E1C5D479488838FC796F9861C"/>
+    <w:rsid w:val="00B72B00"/>
+    <w:pPr>
+      <w:tabs>
+        <w:tab w:val="left" w:pos="567"/>
+      </w:tabs>
+      <w:spacing w:after="0" w:line="248" w:lineRule="exact"/>
+    </w:pPr>
+    <w:rPr>
+      <w:rFonts w:ascii="Arial" w:eastAsia="Times New Roman" w:hAnsi="Arial" w:cs="Arial"/>
+      <w:color w:val="000000"/>
+      <w:sz w:val="18"/>
+      <w:szCs w:val="20"/>
+      <w:lang w:eastAsia="en-US"/>
+    </w:rPr>
+  </w:style>
+  <w:style w:type="paragraph" w:customStyle="1" w:styleId="FA676E8DB8094BE8884089AAE154E1E4">
+    <w:name w:val="FA676E8DB8094BE8884089AAE154E1E4"/>
+    <w:rsid w:val="00B72B00"/>
+    <w:pPr>
+      <w:tabs>
+        <w:tab w:val="left" w:pos="567"/>
+      </w:tabs>
+      <w:spacing w:after="0" w:line="248" w:lineRule="exact"/>
+    </w:pPr>
+    <w:rPr>
+      <w:rFonts w:ascii="Arial" w:eastAsia="Times New Roman" w:hAnsi="Arial" w:cs="Arial"/>
+      <w:color w:val="000000"/>
+      <w:sz w:val="18"/>
+      <w:szCs w:val="20"/>
+      <w:lang w:eastAsia="en-US"/>
+    </w:rPr>
+  </w:style>
+  <w:style w:type="paragraph" w:customStyle="1" w:styleId="C0D289FDDADA48568C0DAF43A3C5E59F">
+    <w:name w:val="C0D289FDDADA48568C0DAF43A3C5E59F"/>
+    <w:rsid w:val="00B72B00"/>
+    <w:pPr>
+      <w:tabs>
+        <w:tab w:val="left" w:pos="567"/>
+      </w:tabs>
+      <w:spacing w:after="0" w:line="248" w:lineRule="exact"/>
+    </w:pPr>
+    <w:rPr>
+      <w:rFonts w:ascii="Arial" w:eastAsia="Times New Roman" w:hAnsi="Arial" w:cs="Arial"/>
+      <w:color w:val="000000"/>
+      <w:sz w:val="18"/>
+      <w:szCs w:val="20"/>
+      <w:lang w:eastAsia="en-US"/>
+    </w:rPr>
+  </w:style>
+  <w:style w:type="paragraph" w:customStyle="1" w:styleId="0FFE050CA5A043ADAEFEF2526658DDF7">
+    <w:name w:val="0FFE050CA5A043ADAEFEF2526658DDF7"/>
+    <w:rsid w:val="00B72B00"/>
+    <w:pPr>
+      <w:tabs>
+        <w:tab w:val="left" w:pos="567"/>
+      </w:tabs>
+      <w:spacing w:after="0" w:line="248" w:lineRule="exact"/>
+    </w:pPr>
+    <w:rPr>
+      <w:rFonts w:ascii="Arial" w:eastAsia="Times New Roman" w:hAnsi="Arial" w:cs="Arial"/>
+      <w:color w:val="000000"/>
+      <w:sz w:val="18"/>
+      <w:szCs w:val="20"/>
+      <w:lang w:eastAsia="en-US"/>
+    </w:rPr>
+  </w:style>
+  <w:style w:type="paragraph" w:customStyle="1" w:styleId="5A9D6003B74740BBA459F8C43DD327A2">
+    <w:name w:val="5A9D6003B74740BBA459F8C43DD327A2"/>
+    <w:rsid w:val="00B72B00"/>
+    <w:pPr>
+      <w:tabs>
+        <w:tab w:val="left" w:pos="567"/>
+      </w:tabs>
+      <w:spacing w:after="0" w:line="248" w:lineRule="exact"/>
+    </w:pPr>
+    <w:rPr>
+      <w:rFonts w:ascii="Arial" w:eastAsia="Times New Roman" w:hAnsi="Arial" w:cs="Arial"/>
+      <w:color w:val="000000"/>
+      <w:sz w:val="18"/>
+      <w:szCs w:val="20"/>
+      <w:lang w:eastAsia="en-US"/>
+    </w:rPr>
+  </w:style>
+  <w:style w:type="paragraph" w:customStyle="1" w:styleId="8F72AA8602EC45DDB9DDF6197147082E">
+    <w:name w:val="8F72AA8602EC45DDB9DDF6197147082E"/>
+    <w:rsid w:val="00B72B00"/>
+    <w:pPr>
+      <w:tabs>
+        <w:tab w:val="left" w:pos="567"/>
+      </w:tabs>
+      <w:spacing w:after="0" w:line="248" w:lineRule="exact"/>
+    </w:pPr>
+    <w:rPr>
+      <w:rFonts w:ascii="Arial" w:eastAsia="Times New Roman" w:hAnsi="Arial" w:cs="Arial"/>
+      <w:color w:val="000000"/>
+      <w:sz w:val="18"/>
+      <w:szCs w:val="20"/>
+      <w:lang w:eastAsia="en-US"/>
+    </w:rPr>
+  </w:style>
+  <w:style w:type="paragraph" w:customStyle="1" w:styleId="FE519C202186425BAF90328BC021CF8B">
+    <w:name w:val="FE519C202186425BAF90328BC021CF8B"/>
+    <w:rsid w:val="00B72B00"/>
+    <w:pPr>
+      <w:tabs>
+        <w:tab w:val="left" w:pos="567"/>
+      </w:tabs>
+      <w:spacing w:after="0" w:line="248" w:lineRule="exact"/>
+    </w:pPr>
+    <w:rPr>
+      <w:rFonts w:ascii="Arial" w:eastAsia="Times New Roman" w:hAnsi="Arial" w:cs="Arial"/>
+      <w:color w:val="000000"/>
+      <w:sz w:val="18"/>
+      <w:szCs w:val="20"/>
+      <w:lang w:eastAsia="en-US"/>
+    </w:rPr>
+  </w:style>
+  <w:style w:type="paragraph" w:customStyle="1" w:styleId="7E36035A76C246FA9D35D72E86A3CDEA">
+    <w:name w:val="7E36035A76C246FA9D35D72E86A3CDEA"/>
+    <w:rsid w:val="00B72B00"/>
+    <w:pPr>
+      <w:tabs>
+        <w:tab w:val="left" w:pos="567"/>
+      </w:tabs>
+      <w:spacing w:after="0" w:line="248" w:lineRule="exact"/>
+    </w:pPr>
+    <w:rPr>
+      <w:rFonts w:ascii="Arial" w:eastAsia="Times New Roman" w:hAnsi="Arial" w:cs="Arial"/>
+      <w:color w:val="000000"/>
+      <w:sz w:val="18"/>
+      <w:szCs w:val="20"/>
+      <w:lang w:eastAsia="en-US"/>
+    </w:rPr>
+  </w:style>
+  <w:style w:type="paragraph" w:customStyle="1" w:styleId="74AB421C5037487988FD7A90D87FDEF8">
+    <w:name w:val="74AB421C5037487988FD7A90D87FDEF8"/>
+    <w:rsid w:val="00B72B00"/>
+    <w:pPr>
+      <w:tabs>
+        <w:tab w:val="left" w:pos="567"/>
+      </w:tabs>
+      <w:spacing w:after="0" w:line="248" w:lineRule="exact"/>
+    </w:pPr>
+    <w:rPr>
+      <w:rFonts w:ascii="Arial" w:eastAsia="Times New Roman" w:hAnsi="Arial" w:cs="Arial"/>
+      <w:color w:val="000000"/>
+      <w:sz w:val="18"/>
+      <w:szCs w:val="20"/>
+      <w:lang w:eastAsia="en-US"/>
+    </w:rPr>
+  </w:style>
+  <w:style w:type="paragraph" w:customStyle="1" w:styleId="DD03B96911964C429A41C9A95A3F5B76">
+    <w:name w:val="DD03B96911964C429A41C9A95A3F5B76"/>
+    <w:rsid w:val="00B72B00"/>
+    <w:pPr>
+      <w:tabs>
+        <w:tab w:val="left" w:pos="567"/>
+      </w:tabs>
+      <w:spacing w:after="0" w:line="248" w:lineRule="exact"/>
+    </w:pPr>
+    <w:rPr>
+      <w:rFonts w:ascii="Arial" w:eastAsia="Times New Roman" w:hAnsi="Arial" w:cs="Arial"/>
+      <w:color w:val="000000"/>
+      <w:sz w:val="18"/>
+      <w:szCs w:val="20"/>
+      <w:lang w:eastAsia="en-US"/>
+    </w:rPr>
+  </w:style>
+  <w:style w:type="paragraph" w:customStyle="1" w:styleId="E7EA56C654504E33BFA22F668CB4D9A4">
+    <w:name w:val="E7EA56C654504E33BFA22F668CB4D9A4"/>
+    <w:rsid w:val="00B72B00"/>
+    <w:pPr>
+      <w:tabs>
+        <w:tab w:val="left" w:pos="567"/>
+      </w:tabs>
+      <w:spacing w:after="0" w:line="248" w:lineRule="exact"/>
+    </w:pPr>
+    <w:rPr>
+      <w:rFonts w:ascii="Arial" w:eastAsia="Times New Roman" w:hAnsi="Arial" w:cs="Arial"/>
+      <w:color w:val="000000"/>
+      <w:sz w:val="18"/>
+      <w:szCs w:val="20"/>
+      <w:lang w:eastAsia="en-US"/>
+    </w:rPr>
+  </w:style>
+  <w:style w:type="paragraph" w:customStyle="1" w:styleId="4078C34E85DE4FE79EC59E402A503CF4">
+    <w:name w:val="4078C34E85DE4FE79EC59E402A503CF4"/>
+    <w:rsid w:val="00B72B00"/>
+    <w:pPr>
+      <w:tabs>
+        <w:tab w:val="left" w:pos="567"/>
+      </w:tabs>
+      <w:spacing w:after="0" w:line="248" w:lineRule="exact"/>
+    </w:pPr>
+    <w:rPr>
+      <w:rFonts w:ascii="Arial" w:eastAsia="Times New Roman" w:hAnsi="Arial" w:cs="Arial"/>
+      <w:color w:val="000000"/>
+      <w:sz w:val="18"/>
+      <w:szCs w:val="20"/>
+      <w:lang w:eastAsia="en-US"/>
+    </w:rPr>
+  </w:style>
+  <w:style w:type="paragraph" w:customStyle="1" w:styleId="A25ECC98FC504C2ABE150462EB4319B9">
+    <w:name w:val="A25ECC98FC504C2ABE150462EB4319B9"/>
+    <w:rsid w:val="00B72B00"/>
+    <w:pPr>
+      <w:spacing w:after="0" w:line="248" w:lineRule="exact"/>
+    </w:pPr>
+    <w:rPr>
+      <w:rFonts w:ascii="Arial" w:eastAsiaTheme="minorHAnsi" w:hAnsi="Arial" w:cs="Arial"/>
+      <w:sz w:val="18"/>
+      <w:szCs w:val="20"/>
+      <w:lang w:eastAsia="en-US"/>
+    </w:rPr>
+  </w:style>
+  <w:style w:type="paragraph" w:customStyle="1" w:styleId="F8506E652A8B43F78AFA99D2D7EE14DE">
+    <w:name w:val="F8506E652A8B43F78AFA99D2D7EE14DE"/>
+    <w:rsid w:val="00B72B00"/>
+    <w:pPr>
+      <w:tabs>
+        <w:tab w:val="left" w:pos="567"/>
+      </w:tabs>
+      <w:spacing w:after="0" w:line="248" w:lineRule="exact"/>
+    </w:pPr>
+    <w:rPr>
+      <w:rFonts w:ascii="Arial" w:eastAsia="Times New Roman" w:hAnsi="Arial" w:cs="Arial"/>
+      <w:color w:val="000000"/>
+      <w:sz w:val="18"/>
+      <w:szCs w:val="20"/>
+      <w:lang w:eastAsia="en-US"/>
+    </w:rPr>
+  </w:style>
+  <w:style w:type="paragraph" w:customStyle="1" w:styleId="7DE6CB26C1E445F98FFA68B9528BF6B4">
+    <w:name w:val="7DE6CB26C1E445F98FFA68B9528BF6B4"/>
+    <w:rsid w:val="00B72B00"/>
+    <w:pPr>
+      <w:tabs>
+        <w:tab w:val="left" w:pos="567"/>
+      </w:tabs>
+      <w:spacing w:after="0" w:line="248" w:lineRule="exact"/>
+    </w:pPr>
+    <w:rPr>
+      <w:rFonts w:ascii="Arial" w:eastAsia="Times New Roman" w:hAnsi="Arial" w:cs="Arial"/>
+      <w:color w:val="000000"/>
+      <w:sz w:val="18"/>
+      <w:szCs w:val="20"/>
+      <w:lang w:eastAsia="en-US"/>
+    </w:rPr>
+  </w:style>
+  <w:style w:type="paragraph" w:customStyle="1" w:styleId="8CFE4F25D6AE4FA499520DB2B10155EF">
+    <w:name w:val="8CFE4F25D6AE4FA499520DB2B10155EF"/>
+    <w:rsid w:val="00B72B00"/>
+    <w:pPr>
+      <w:tabs>
+        <w:tab w:val="left" w:pos="567"/>
+      </w:tabs>
+      <w:spacing w:after="0" w:line="248" w:lineRule="exact"/>
+    </w:pPr>
+    <w:rPr>
+      <w:rFonts w:ascii="Arial" w:eastAsia="Times New Roman" w:hAnsi="Arial" w:cs="Arial"/>
+      <w:color w:val="000000"/>
+      <w:sz w:val="18"/>
+      <w:szCs w:val="20"/>
+      <w:lang w:eastAsia="en-US"/>
+    </w:rPr>
+  </w:style>
+  <w:style w:type="paragraph" w:customStyle="1" w:styleId="9119E0592A21433C8FBD8718BCFF637A">
+    <w:name w:val="9119E0592A21433C8FBD8718BCFF637A"/>
+    <w:rsid w:val="00B72B00"/>
+    <w:pPr>
+      <w:tabs>
+        <w:tab w:val="left" w:pos="567"/>
+      </w:tabs>
+      <w:spacing w:after="0" w:line="248" w:lineRule="exact"/>
+    </w:pPr>
+    <w:rPr>
+      <w:rFonts w:ascii="Arial" w:eastAsia="Times New Roman" w:hAnsi="Arial" w:cs="Arial"/>
+      <w:color w:val="000000"/>
+      <w:sz w:val="18"/>
+      <w:szCs w:val="20"/>
+      <w:lang w:eastAsia="en-US"/>
+    </w:rPr>
+  </w:style>
+  <w:style w:type="paragraph" w:customStyle="1" w:styleId="C6F132F61D764AFFA60CFD6068998F71">
+    <w:name w:val="C6F132F61D764AFFA60CFD6068998F71"/>
+    <w:rsid w:val="00B72B00"/>
+    <w:pPr>
+      <w:spacing w:after="0" w:line="248" w:lineRule="exact"/>
+    </w:pPr>
+    <w:rPr>
+      <w:rFonts w:ascii="Arial" w:eastAsiaTheme="minorHAnsi" w:hAnsi="Arial" w:cs="Arial"/>
+      <w:sz w:val="18"/>
+      <w:szCs w:val="20"/>
+      <w:lang w:eastAsia="en-US"/>
+    </w:rPr>
+  </w:style>
+  <w:style w:type="paragraph" w:customStyle="1" w:styleId="2E3EECADAEE447CAAC678940CC50BEB0">
+    <w:name w:val="2E3EECADAEE447CAAC678940CC50BEB0"/>
+    <w:rsid w:val="00B72B00"/>
+    <w:pPr>
+      <w:tabs>
+        <w:tab w:val="left" w:pos="567"/>
+      </w:tabs>
+      <w:spacing w:after="0" w:line="248" w:lineRule="exact"/>
+    </w:pPr>
+    <w:rPr>
+      <w:rFonts w:ascii="Arial" w:eastAsia="Times New Roman" w:hAnsi="Arial" w:cs="Arial"/>
+      <w:color w:val="000000"/>
+      <w:sz w:val="18"/>
+      <w:szCs w:val="20"/>
+      <w:lang w:eastAsia="en-US"/>
+    </w:rPr>
+  </w:style>
+  <w:style w:type="paragraph" w:customStyle="1" w:styleId="4EE773CAB9D14494BD6A2DCB65795EC0">
+    <w:name w:val="4EE773CAB9D14494BD6A2DCB65795EC0"/>
+    <w:rsid w:val="00B72B00"/>
+    <w:pPr>
+      <w:tabs>
+        <w:tab w:val="left" w:pos="567"/>
+      </w:tabs>
+      <w:spacing w:after="0" w:line="248" w:lineRule="exact"/>
+    </w:pPr>
+    <w:rPr>
+      <w:rFonts w:ascii="Arial" w:eastAsia="Times New Roman" w:hAnsi="Arial" w:cs="Arial"/>
+      <w:color w:val="000000"/>
+      <w:sz w:val="18"/>
+      <w:szCs w:val="20"/>
+      <w:lang w:eastAsia="en-US"/>
+    </w:rPr>
+  </w:style>
 </w:styles>
 </file>
 
@@ -18100,6 +18814,17 @@
 </file>
 
 <file path=customXml/item1.xml><?xml version="1.0" encoding="utf-8"?>
+<p:properties xmlns:p="http://schemas.microsoft.com/office/2006/metadata/properties" xmlns:xsi="http://www.w3.org/2001/XMLSchema-instance" xmlns:pc="http://schemas.microsoft.com/office/infopath/2007/PartnerControls">
+  <documentManagement>
+    <TaxCatchAll xmlns="09640fe3-f50f-46c8-a6f7-a2176bb49e6a" xsi:nil="true"/>
+    <lcf76f155ced4ddcb4097134ff3c332f xmlns="98fe2ab8-7d83-4567-ba90-4f594ae3f4fd">
+      <Terms xmlns="http://schemas.microsoft.com/office/infopath/2007/PartnerControls"/>
+    </lcf76f155ced4ddcb4097134ff3c332f>
+  </documentManagement>
+</p:properties>
+</file>
+
+<file path=customXml/item2.xml><?xml version="1.0" encoding="utf-8"?>
 <OneOffixxExtendedBindingPart xmlns:xsd="http://www.w3.org/2001/XMLSchema" xmlns:xsi="http://www.w3.org/2001/XMLSchema-instance" xmlns="http://schema.oneoffixx.com/OneOffixxExtendedBindingPart/1">
   <StyleSheet>
     <xsl:stylesheet xmlns:xsl="http://www.w3.org/1999/XSL/Transform" xmlns:contact="http://schema.oneoffixx.com/OneOffixxContactsPart/1" xmlns:ext="http://schema.oneoffixx.com/OneOffixxExtendedBindingPart/1" xmlns:wpc="http://schemas.microsoft.com/office/word/2010/wordprocessingCanvas" xmlns:mc="http://schemas.openxmlformats.org/markup-compatibility/2006" xmlns:o="urn:schemas-microsoft-com:office:office" xmlns:r="http://schemas.openxmlformats.org/officeDocument/2006/relationships" xmlns:m="http://schemas.openxmlformats.org/officeDocument/2006/math" xmlns:v="urn:schemas-microsoft-com:vml" xmlns:wp14="http://schemas.microsoft.com/office/word/2010/wordprocessingDrawing" xmlns:wp="http://schemas.openxmlformats.org/drawingml/2006/wordprocessingDrawing" xmlns:w10="urn:schemas-microsoft-com:office:word" xmlns:w="http://schemas.openxmlformats.org/wordprocessingml/2006/main" xmlns:w14="http://schemas.microsoft.com/office/word/2010/wordml" xmlns:wpg="http://schemas.microsoft.com/office/word/2010/wordprocessingGroup" xmlns:wpi="http://schemas.microsoft.com/office/word/2010/wordprocessingInk" xmlns:wne="http://schemas.microsoft.com/office/word/2006/wordml" xmlns:wps="http://schemas.microsoft.com/office/word/2010/wordprocessingShape" version="1.0" mc:Ignorable="w14 wp14">
@@ -18670,179 +19395,7 @@
 </OneOffixxExtendedBindingPart>
 </file>
 
-<file path=customXml/item2.xml><?xml version="1.0" encoding="utf-8"?>
-<p:properties xmlns:p="http://schemas.microsoft.com/office/2006/metadata/properties" xmlns:xsi="http://www.w3.org/2001/XMLSchema-instance" xmlns:pc="http://schemas.microsoft.com/office/infopath/2007/PartnerControls">
-  <documentManagement>
-    <TaxCatchAll xmlns="09640fe3-f50f-46c8-a6f7-a2176bb49e6a" xsi:nil="true"/>
-    <lcf76f155ced4ddcb4097134ff3c332f xmlns="98fe2ab8-7d83-4567-ba90-4f594ae3f4fd">
-      <Terms xmlns="http://schemas.microsoft.com/office/infopath/2007/PartnerControls"/>
-    </lcf76f155ced4ddcb4097134ff3c332f>
-  </documentManagement>
-</p:properties>
-</file>
-
 <file path=customXml/item3.xml><?xml version="1.0" encoding="utf-8"?>
-<OneOffixxFormattingPart xmlns:xsd="http://www.w3.org/2001/XMLSchema" xmlns:xsi="http://www.w3.org/2001/XMLSchema-instance" xmlns="http://schema.oneoffixx.com/OneOffixxFormattingPart/1">
-  <Configuration>
-    <DocumentFunction xmlns="">
-      <!-- #################################################################### -->
-      <!-- ## Unterschiede zum Root:                                         ## -->
-      <!-- ## maxListLevels auf 6 gesetzt                                    ## -->
-      <!-- ## CustomStyles: Category «EingerueckteAufzaehlungen» hintzgefügt ## -->
-      <!-- #################################################################### -->
-      <!-- Parametrierung der Überschriften -->
-      <Group name="Headings">
-        <Definition type="Heading" level="1" style="Überschrift 1"/>
-        <Definition type="Heading" level="2" style="Überschrift 2"/>
-        <Definition type="Heading" level="3" style="Überschrift 3"/>
-        <Definition type="Heading" level="4" style="Überschrift 4"/>
-      </Group>
-      <!-- Parametrierung der Tabulatoren -->
-      <Group name="Indents" maxListLevels="6"/>
-      <!-- Parametrierung der Listen, Aufzählungen und Nummerierungen -->
-      <Group name="NumberingStyles">
-        <Definition type="Numeric" tabPosition="1" style="Liste_Nummern_Arabisch"/>
-        <Definition type="Alphabetic" tabPosition="1" style="Liste_Nummern_Roemisch"/>
-        <Definition type="Line" tabPosition="1" style="Liste_Bindestrich"/>
-      </Group>
-      <!-- Parametrierung der Nummerierungs-Optionen -->
-      <Group name="NumberingBehaviors">
-        <Definition type="Increment" style="Liste_Nummern_Arabisch"/>
-        <Definition type="Decrement"/>
-        <!--<Definition type="RestartMain"/>
-          <Definition type="RestartSub"/>-->
-        <Definition type="ResetChapter" style="Überschrift 1"/>
-        <Definition type="ResetList" style="Liste_Nummern_Arabisch"/>
-      </Group>
-      <!-- Parametrierung der weiteren Formatierungs-Optionen -->
-      <Group name="Styles">
-        <Definition type="Standard" style="Grundtext"/>
-        <Definition type="Bold" style="Fett"/>
-        <Definition type="Italic" style=""/>
-        <Definition type="Underline" style=""/>
-      </Group>
-      <!-- Parametrierung der weiteren kundenspezifischen Formatierungs-Optionen -->
-      <Group name="CustomStyles">
-        <Category id="Formatierungen">
-          <Label lcid="2055">Formatierungen</Label>
-          <Definition type="Randtitel" style="Randtitel mit Textbox">
-            <Label lcid="2055">Randtitel</Label>
-          </Definition>
-          <Definition type="Lead" style="Lead">
-            <Label lcid="2055">Lead</Label>
-          </Definition>
-        </Category>
-        <Category id="Überschriften">
-          <Label lcid="2055">Überschriften</Label>
-          <Definition type="Heading" level="1" style="Überschrift 1 Gross">
-            <Label lcid="2055">Überschrift 1 Gross</Label>
-          </Definition>
-        </Category>
-        <Category id="Tabelle">
-          <Label lcid="2055">Tabelle</Label>
-          <Definition type="Table" style="Tabelle Standard linksbündig">
-            <Label lcid="2055">Tabelle Standard linksbündig</Label>
-          </Definition>
-          <Definition type="Table" style="Tabelle Standard rechtsbündig">
-            <Label lcid="2055">Tabelle Standard rechtsbündig</Label>
-          </Definition>
-          <Definition type="Table" style="Tabelle klein linksbündig">
-            <Label lcid="2055">Tabelle klein linksbündig</Label>
-          </Definition>
-          <Definition type="Table" style="Tabelle klein rechtsbündig">
-            <Label lcid="2055">Tabelle klein rechtsbündig</Label>
-          </Definition>
-          <Definition type="Table" style="Tabelle fett">
-            <Label lcid="2055">Tabelle fett</Label>
-          </Definition>
-        </Category>
-        <Category id="Inline-Bild">
-          <Label lcid="2055">Bild in Zeile anzeigen</Label>
-          <Definition type="Image" style="Grundtext_neutral">
-            <Label lcid="2055">Grundtext neutral</Label>
-          </Definition>
-        </Category>
-        <Category id="EingerueckteAufzaehlungen">
-          <Label lcid="2055">Eingerückte Aufzählungen für nummerierte Überschriften</Label>
-          <Definition type="Liste_Bindestrich_Ebene_4" style="Liste_Bindestrich_Ebene_4">
-            <Label lcid="2055">Bindestrich-Liste eingerückt</Label>
-          </Definition>
-          <Definition type="Liste_Nummern_Arabisch_Ebene_4" style="Liste_Nummern_Arabisch_Ebene_4">
-            <Label lcid="2055">arabische Nummerierung eingerückt</Label>
-          </Definition>
-          <Definition type="Liste_Nummern_Roemisch_Ebene_4" style="Liste_Nummern_Roemisch_Ebene_4">
-            <Label lcid="2055">römische Nummerierung eingerückt</Label>
-          </Definition>
-        </Category>
-      </Group>
-    </DocumentFunction>
-  </Configuration>
-</OneOffixxFormattingPart>
-</file>
-
-<file path=customXml/item4.xml><?xml version="1.0" encoding="utf-8"?>
-<b:Sources xmlns:b="http://schemas.openxmlformats.org/officeDocument/2006/bibliography" xmlns="http://schemas.openxmlformats.org/officeDocument/2006/bibliography" SelectedStyle="\APASixthEditionOfficeOnline.xsl" StyleName="APA" Version="6"/>
-</file>
-
-<file path=customXml/item5.xml><?xml version="1.0" encoding="utf-8"?>
-<OneOffixxImageDefinitionPart xmlns:xsd="http://www.w3.org/2001/XMLSchema" xmlns:xsi="http://www.w3.org/2001/XMLSchema-instance" xmlns="http://schema.oneoffixx.com/OneOffixxImageDefinitionPart/1">
-  <ImageDefinitions>
-    <ImageSizeDefinition>
-      <Id>2032969613</Id>
-      <Width>0</Width>
-      <Height>0</Height>
-      <XPath>//Image[@id='Profile.Org.HeaderLogoShort']</XPath>
-      <ImageHash>7fe544e2f398d2732a9ea51d50e24d16</ImageHash>
-    </ImageSizeDefinition>
-    <ImageSizeDefinition>
-      <Id>155732410</Id>
-      <Width>0</Width>
-      <Height>0</Height>
-      <XPath>//Image[@id='Profile.Org.Kanton']</XPath>
-      <ImageHash>1a0b7be4d8c69e4fe4dabdfa77453b38</ImageHash>
-    </ImageSizeDefinition>
-    <ImageSizeDefinition>
-      <Id>2120064574</Id>
-      <Width>0</Width>
-      <Height>0</Height>
-      <XPath>//Image[@id='Profile.Org.Kanton']</XPath>
-      <ImageHash>1a0b7be4d8c69e4fe4dabdfa77453b38</ImageHash>
-    </ImageSizeDefinition>
-    <ImageSizeDefinition>
-      <Id>1768692683</Id>
-      <Width>0</Width>
-      <Height>0</Height>
-      <XPath>//Image[@id='Profile.Org.HeaderLogoShort']</XPath>
-      <ImageHash>7fe544e2f398d2732a9ea51d50e24d16</ImageHash>
-    </ImageSizeDefinition>
-    <ImageSizeDefinition>
-      <Id>1768692683</Id>
-      <Width>0</Width>
-      <Height>0</Height>
-      <XPath>//Image[@id='Profile.Org.Kanton']</XPath>
-      <ImageHash>1a0b7be4d8c69e4fe4dabdfa77453b38</ImageHash>
-    </ImageSizeDefinition>
-    <ImageSizeDefinition>
-      <Id>391736964</Id>
-      <Width>0</Width>
-      <Height>0</Height>
-      <XPath>//Image[@id='Profile.Org.HeaderLogoShort']</XPath>
-      <ImageHash>7fe544e2f398d2732a9ea51d50e24d16</ImageHash>
-    </ImageSizeDefinition>
-  </ImageDefinitions>
-</OneOffixxImageDefinitionPart>
-</file>
-
-<file path=customXml/item6.xml><?xml version="1.0" encoding="utf-8"?>
-<?mso-contentType ?>
-<FormTemplates xmlns="http://schemas.microsoft.com/sharepoint/v3/contenttype/forms">
-  <Display>DocumentLibraryForm</Display>
-  <Edit>DocumentLibraryForm</Edit>
-  <New>DocumentLibraryForm</New>
-</FormTemplates>
-</file>
-
-<file path=customXml/item7.xml><?xml version="1.0" encoding="utf-8"?>
 <ct:contentTypeSchema xmlns:ct="http://schemas.microsoft.com/office/2006/metadata/contentType" xmlns:ma="http://schemas.microsoft.com/office/2006/metadata/properties/metaAttributes" ct:_="" ma:_="" ma:contentTypeName="Dokument" ma:contentTypeID="0x01010083D3B4F185DA3D4CB05F9C4C9E20B85B" ma:contentTypeVersion="11" ma:contentTypeDescription="Ein neues Dokument erstellen." ma:contentTypeScope="" ma:versionID="fd4c522e7c1ba389c0ef28d8fc191cb1">
   <xsd:schema xmlns:xsd="http://www.w3.org/2001/XMLSchema" xmlns:xs="http://www.w3.org/2001/XMLSchema" xmlns:p="http://schemas.microsoft.com/office/2006/metadata/properties" xmlns:ns2="98fe2ab8-7d83-4567-ba90-4f594ae3f4fd" xmlns:ns3="09640fe3-f50f-46c8-a6f7-a2176bb49e6a" targetNamespace="http://schemas.microsoft.com/office/2006/metadata/properties" ma:root="true" ma:fieldsID="be49d5eaf2a269482a3e3d593c28e72e" ns2:_="" ns3:_="">
     <xsd:import namespace="98fe2ab8-7d83-4567-ba90-4f594ae3f4fd"/>
@@ -19037,7 +19590,159 @@
 </ct:contentTypeSchema>
 </file>
 
-<file path=customXml/item8.xml>��< ? x m l   v e r s i o n = " 1 . 0 "   e n c o d i n g = " u t f - 1 6 " ? > < O n e O f f i x x D o c u m e n t P a r t   x m l n s : x s d = " h t t p : / / w w w . w 3 . o r g / 2 0 0 1 / X M L S c h e m a "   x m l n s : x s i = " h t t p : / / w w w . w 3 . o r g / 2 0 0 1 / X M L S c h e m a - i n s t a n c e "   i d = " 8 8 7 e d 9 d 7 - 7 7 b 6 - 4 9 e f - 9 b f 1 - 8 5 4 e 6 a 4 a a 3 4 1 "   t I d = " 7 c d 7 f b 1 d - 6 0 8 5 - 4 8 a 8 - b 5 8 7 - f 9 3 7 7 9 4 4 d 4 1 e "   m t I d = " 2 7 5 a f 3 2 e - b c 4 0 - 4 5 c 2 - 8 5 b 7 - a f b 1 c 0 3 8 2 6 5 3 "   t n a m e = " N e u t r a l   A 4   h o c h "   r e v i s i o n = " 3 "   c r e a t e d m a j o r v e r s i o n = " 2 "   c r e a t e d m i n o r v e r s i o n = " 0 "   c r e a t e d = " 2 0 1 5 - 1 2 - 0 3 T 1 7 : 3 7 : 0 2 . 8 5 6 1 3 1 7 + 0 1 : 0 0 "   m o d i f i e d m a j o r v e r s i o n = " 2 "   m o d i f i e d m i n o r v e r s i o n = " 3 "   m o d i f i e d = " 2 0 1 7 - 0 2 - 0 1 T 1 8 : 4 9 : 5 3 . 7 0 9 9 7 6 8 + 0 1 : 0 0 "   p r o f i l e = " a 1 4 4 4 5 a b - 1 f 9 9 - 4 4 6 9 - 8 b 5 a - 1 d a 7 1 0 b 9 8 2 b 0 "   m o d e = " S a v e d D o c u m e n t "   c o l o r m o d e = " C o l o r "   l c i d = " 2 0 5 5 "   x m l n s = " h t t p : / / s c h e m a . o n e o f f i x x . c o m / O n e O f f i x x D o c u m e n t P a r t / 1 " > +<file path=customXml/item4.xml><?xml version="1.0" encoding="utf-8"?>
+<OneOffixxImageDefinitionPart xmlns:xsd="http://www.w3.org/2001/XMLSchema" xmlns:xsi="http://www.w3.org/2001/XMLSchema-instance" xmlns="http://schema.oneoffixx.com/OneOffixxImageDefinitionPart/1">
+  <ImageDefinitions>
+    <ImageSizeDefinition>
+      <Id>2032969613</Id>
+      <Width>0</Width>
+      <Height>0</Height>
+      <XPath>//Image[@id='Profile.Org.HeaderLogoShort']</XPath>
+      <ImageHash>7fe544e2f398d2732a9ea51d50e24d16</ImageHash>
+    </ImageSizeDefinition>
+    <ImageSizeDefinition>
+      <Id>155732410</Id>
+      <Width>0</Width>
+      <Height>0</Height>
+      <XPath>//Image[@id='Profile.Org.Kanton']</XPath>
+      <ImageHash>1a0b7be4d8c69e4fe4dabdfa77453b38</ImageHash>
+    </ImageSizeDefinition>
+    <ImageSizeDefinition>
+      <Id>2120064574</Id>
+      <Width>0</Width>
+      <Height>0</Height>
+      <XPath>//Image[@id='Profile.Org.Kanton']</XPath>
+      <ImageHash>1a0b7be4d8c69e4fe4dabdfa77453b38</ImageHash>
+    </ImageSizeDefinition>
+    <ImageSizeDefinition>
+      <Id>1768692683</Id>
+      <Width>0</Width>
+      <Height>0</Height>
+      <XPath>//Image[@id='Profile.Org.HeaderLogoShort']</XPath>
+      <ImageHash>7fe544e2f398d2732a9ea51d50e24d16</ImageHash>
+    </ImageSizeDefinition>
+    <ImageSizeDefinition>
+      <Id>1768692683</Id>
+      <Width>0</Width>
+      <Height>0</Height>
+      <XPath>//Image[@id='Profile.Org.Kanton']</XPath>
+      <ImageHash>1a0b7be4d8c69e4fe4dabdfa77453b38</ImageHash>
+    </ImageSizeDefinition>
+    <ImageSizeDefinition>
+      <Id>391736964</Id>
+      <Width>0</Width>
+      <Height>0</Height>
+      <XPath>//Image[@id='Profile.Org.HeaderLogoShort']</XPath>
+      <ImageHash>7fe544e2f398d2732a9ea51d50e24d16</ImageHash>
+    </ImageSizeDefinition>
+  </ImageDefinitions>
+</OneOffixxImageDefinitionPart>
+</file>
+
+<file path=customXml/item5.xml><?xml version="1.0" encoding="utf-8"?>
+<b:Sources xmlns:b="http://schemas.openxmlformats.org/officeDocument/2006/bibliography" xmlns="http://schemas.openxmlformats.org/officeDocument/2006/bibliography" SelectedStyle="\APASixthEditionOfficeOnline.xsl" StyleName="APA" Version="6"/>
+</file>
+
+<file path=customXml/item6.xml><?xml version="1.0" encoding="utf-8"?>
+<OneOffixxFormattingPart xmlns:xsd="http://www.w3.org/2001/XMLSchema" xmlns:xsi="http://www.w3.org/2001/XMLSchema-instance" xmlns="http://schema.oneoffixx.com/OneOffixxFormattingPart/1">
+  <Configuration>
+    <DocumentFunction xmlns="">
+      <!-- #################################################################### -->
+      <!-- ## Unterschiede zum Root:                                         ## -->
+      <!-- ## maxListLevels auf 6 gesetzt                                    ## -->
+      <!-- ## CustomStyles: Category «EingerueckteAufzaehlungen» hintzgefügt ## -->
+      <!-- #################################################################### -->
+      <!-- Parametrierung der Überschriften -->
+      <Group name="Headings">
+        <Definition type="Heading" level="1" style="Überschrift 1"/>
+        <Definition type="Heading" level="2" style="Überschrift 2"/>
+        <Definition type="Heading" level="3" style="Überschrift 3"/>
+        <Definition type="Heading" level="4" style="Überschrift 4"/>
+      </Group>
+      <!-- Parametrierung der Tabulatoren -->
+      <Group name="Indents" maxListLevels="6"/>
+      <!-- Parametrierung der Listen, Aufzählungen und Nummerierungen -->
+      <Group name="NumberingStyles">
+        <Definition type="Numeric" tabPosition="1" style="Liste_Nummern_Arabisch"/>
+        <Definition type="Alphabetic" tabPosition="1" style="Liste_Nummern_Roemisch"/>
+        <Definition type="Line" tabPosition="1" style="Liste_Bindestrich"/>
+      </Group>
+      <!-- Parametrierung der Nummerierungs-Optionen -->
+      <Group name="NumberingBehaviors">
+        <Definition type="Increment" style="Liste_Nummern_Arabisch"/>
+        <Definition type="Decrement"/>
+        <!--<Definition type="RestartMain"/>
+          <Definition type="RestartSub"/>-->
+        <Definition type="ResetChapter" style="Überschrift 1"/>
+        <Definition type="ResetList" style="Liste_Nummern_Arabisch"/>
+      </Group>
+      <!-- Parametrierung der weiteren Formatierungs-Optionen -->
+      <Group name="Styles">
+        <Definition type="Standard" style="Grundtext"/>
+        <Definition type="Bold" style="Fett"/>
+        <Definition type="Italic" style=""/>
+        <Definition type="Underline" style=""/>
+      </Group>
+      <!-- Parametrierung der weiteren kundenspezifischen Formatierungs-Optionen -->
+      <Group name="CustomStyles">
+        <Category id="Formatierungen">
+          <Label lcid="2055">Formatierungen</Label>
+          <Definition type="Randtitel" style="Randtitel mit Textbox">
+            <Label lcid="2055">Randtitel</Label>
+          </Definition>
+          <Definition type="Lead" style="Lead">
+            <Label lcid="2055">Lead</Label>
+          </Definition>
+        </Category>
+        <Category id="Überschriften">
+          <Label lcid="2055">Überschriften</Label>
+          <Definition type="Heading" level="1" style="Überschrift 1 Gross">
+            <Label lcid="2055">Überschrift 1 Gross</Label>
+          </Definition>
+        </Category>
+        <Category id="Tabelle">
+          <Label lcid="2055">Tabelle</Label>
+          <Definition type="Table" style="Tabelle Standard linksbündig">
+            <Label lcid="2055">Tabelle Standard linksbündig</Label>
+          </Definition>
+          <Definition type="Table" style="Tabelle Standard rechtsbündig">
+            <Label lcid="2055">Tabelle Standard rechtsbündig</Label>
+          </Definition>
+          <Definition type="Table" style="Tabelle klein linksbündig">
+            <Label lcid="2055">Tabelle klein linksbündig</Label>
+          </Definition>
+          <Definition type="Table" style="Tabelle klein rechtsbündig">
+            <Label lcid="2055">Tabelle klein rechtsbündig</Label>
+          </Definition>
+          <Definition type="Table" style="Tabelle fett">
+            <Label lcid="2055">Tabelle fett</Label>
+          </Definition>
+        </Category>
+        <Category id="Inline-Bild">
+          <Label lcid="2055">Bild in Zeile anzeigen</Label>
+          <Definition type="Image" style="Grundtext_neutral">
+            <Label lcid="2055">Grundtext neutral</Label>
+          </Definition>
+        </Category>
+        <Category id="EingerueckteAufzaehlungen">
+          <Label lcid="2055">Eingerückte Aufzählungen für nummerierte Überschriften</Label>
+          <Definition type="Liste_Bindestrich_Ebene_4" style="Liste_Bindestrich_Ebene_4">
+            <Label lcid="2055">Bindestrich-Liste eingerückt</Label>
+          </Definition>
+          <Definition type="Liste_Nummern_Arabisch_Ebene_4" style="Liste_Nummern_Arabisch_Ebene_4">
+            <Label lcid="2055">arabische Nummerierung eingerückt</Label>
+          </Definition>
+          <Definition type="Liste_Nummern_Roemisch_Ebene_4" style="Liste_Nummern_Roemisch_Ebene_4">
+            <Label lcid="2055">römische Nummerierung eingerückt</Label>
+          </Definition>
+        </Category>
+      </Group>
+    </DocumentFunction>
+  </Configuration>
+</OneOffixxFormattingPart>
+</file>
+
+<file path=customXml/item7.xml>��< ? x m l   v e r s i o n = " 1 . 0 "   e n c o d i n g = " u t f - 1 6 " ? > < O n e O f f i x x D o c u m e n t P a r t   x m l n s : x s d = " h t t p : / / w w w . w 3 . o r g / 2 0 0 1 / X M L S c h e m a "   x m l n s : x s i = " h t t p : / / w w w . w 3 . o r g / 2 0 0 1 / X M L S c h e m a - i n s t a n c e "   i d = " 8 8 7 e d 9 d 7 - 7 7 b 6 - 4 9 e f - 9 b f 1 - 8 5 4 e 6 a 4 a a 3 4 1 "   t I d = " 7 c d 7 f b 1 d - 6 0 8 5 - 4 8 a 8 - b 5 8 7 - f 9 3 7 7 9 4 4 d 4 1 e "   m t I d = " 2 7 5 a f 3 2 e - b c 4 0 - 4 5 c 2 - 8 5 b 7 - a f b 1 c 0 3 8 2 6 5 3 "   t n a m e = " N e u t r a l   A 4   h o c h "   r e v i s i o n = " 3 "   c r e a t e d m a j o r v e r s i o n = " 2 "   c r e a t e d m i n o r v e r s i o n = " 0 "   c r e a t e d = " 2 0 1 5 - 1 2 - 0 3 T 1 7 : 3 7 : 0 2 . 8 5 6 1 3 1 7 + 0 1 : 0 0 "   m o d i f i e d m a j o r v e r s i o n = " 2 "   m o d i f i e d m i n o r v e r s i o n = " 3 "   m o d i f i e d = " 2 0 1 7 - 0 2 - 0 1 T 1 8 : 4 9 : 5 3 . 7 0 9 9 7 6 8 + 0 1 : 0 0 "   p r o f i l e = " a 1 4 4 4 5 a b - 1 f 9 9 - 4 4 6 9 - 8 b 5 a - 1 d a 7 1 0 b 9 8 2 b 0 "   m o d e = " S a v e d D o c u m e n t "   c o l o r m o d e = " C o l o r "   l c i d = " 2 0 5 5 "   x m l n s = " h t t p : / / s c h e m a . o n e o f f i x x . c o m / O n e O f f i x x D o c u m e n t P a r t / 1 " >   
      < C o n t e n t >   
@@ -19492,7 +20197,33 @@
  < / O n e O f f i x x D o c u m e n t P a r t > 
 </file>
 
+<file path=customXml/item8.xml><?xml version="1.0" encoding="utf-8"?>
+<?mso-contentType ?>
+<FormTemplates xmlns="http://schemas.microsoft.com/sharepoint/v3/contenttype/forms">
+  <Display>DocumentLibraryForm</Display>
+  <Edit>DocumentLibraryForm</Edit>
+  <New>DocumentLibraryForm</New>
+</FormTemplates>
+</file>
+
 <file path=customXml/itemProps1.xml><?xml version="1.0" encoding="utf-8"?>
+<ds:datastoreItem xmlns:ds="http://schemas.openxmlformats.org/officeDocument/2006/customXml" ds:itemID="{375FF36D-C3DE-4BD7-ABAE-B7AAFA960D11}">
+  <ds:schemaRefs>
+    <ds:schemaRef ds:uri="http://schemas.microsoft.com/office/2006/documentManagement/types"/>
+    <ds:schemaRef ds:uri="http://purl.org/dc/terms/"/>
+    <ds:schemaRef ds:uri="09640fe3-f50f-46c8-a6f7-a2176bb49e6a"/>
+    <ds:schemaRef ds:uri="http://purl.org/dc/dcmitype/"/>
+    <ds:schemaRef ds:uri="http://schemas.microsoft.com/office/infopath/2007/PartnerControls"/>
+    <ds:schemaRef ds:uri="http://purl.org/dc/elements/1.1/"/>
+    <ds:schemaRef ds:uri="http://schemas.microsoft.com/office/2006/metadata/properties"/>
+    <ds:schemaRef ds:uri="http://schemas.openxmlformats.org/package/2006/metadata/core-properties"/>
+    <ds:schemaRef ds:uri="98fe2ab8-7d83-4567-ba90-4f594ae3f4fd"/>
+    <ds:schemaRef ds:uri="http://www.w3.org/XML/1998/namespace"/>
+  </ds:schemaRefs>
+</ds:datastoreItem>
+</file>
+
+<file path=customXml/itemProps2.xml><?xml version="1.0" encoding="utf-8"?>
 <ds:datastoreItem xmlns:ds="http://schemas.openxmlformats.org/officeDocument/2006/customXml" ds:itemID="{9C57DEF7-7FBA-4328-8089-D42F8DF79974}">
   <ds:schemaRefs>
     <ds:schemaRef ds:uri="http://www.w3.org/2001/XMLSchema"/>
@@ -19518,59 +20249,7 @@
 </ds:datastoreItem>
 </file>
 
-<file path=customXml/itemProps2.xml><?xml version="1.0" encoding="utf-8"?>
-<ds:datastoreItem xmlns:ds="http://schemas.openxmlformats.org/officeDocument/2006/customXml" ds:itemID="{375FF36D-C3DE-4BD7-ABAE-B7AAFA960D11}">
-  <ds:schemaRefs>
-    <ds:schemaRef ds:uri="http://schemas.microsoft.com/office/2006/documentManagement/types"/>
-    <ds:schemaRef ds:uri="http://purl.org/dc/terms/"/>
-    <ds:schemaRef ds:uri="09640fe3-f50f-46c8-a6f7-a2176bb49e6a"/>
-    <ds:schemaRef ds:uri="http://purl.org/dc/dcmitype/"/>
-    <ds:schemaRef ds:uri="http://schemas.microsoft.com/office/infopath/2007/PartnerControls"/>
-    <ds:schemaRef ds:uri="http://purl.org/dc/elements/1.1/"/>
-    <ds:schemaRef ds:uri="http://schemas.microsoft.com/office/2006/metadata/properties"/>
-    <ds:schemaRef ds:uri="http://schemas.openxmlformats.org/package/2006/metadata/core-properties"/>
-    <ds:schemaRef ds:uri="98fe2ab8-7d83-4567-ba90-4f594ae3f4fd"/>
-    <ds:schemaRef ds:uri="http://www.w3.org/XML/1998/namespace"/>
-  </ds:schemaRefs>
-</ds:datastoreItem>
-</file>
-
 <file path=customXml/itemProps3.xml><?xml version="1.0" encoding="utf-8"?>
-<ds:datastoreItem xmlns:ds="http://schemas.openxmlformats.org/officeDocument/2006/customXml" ds:itemID="{6472253F-DBC3-4BE9-A569-6147ABA9731F}">
-  <ds:schemaRefs>
-    <ds:schemaRef ds:uri="http://www.w3.org/2001/XMLSchema"/>
-    <ds:schemaRef ds:uri="http://schema.oneoffixx.com/OneOffixxFormattingPart/1"/>
-    <ds:schemaRef ds:uri=""/>
-  </ds:schemaRefs>
-</ds:datastoreItem>
-</file>
-
-<file path=customXml/itemProps4.xml><?xml version="1.0" encoding="utf-8"?>
-<ds:datastoreItem xmlns:ds="http://schemas.openxmlformats.org/officeDocument/2006/customXml" ds:itemID="{95A6AB3B-C3C0-4762-8306-673E58FA0841}">
-  <ds:schemaRefs>
-    <ds:schemaRef ds:uri="http://schemas.openxmlformats.org/officeDocument/2006/bibliography"/>
-  </ds:schemaRefs>
-</ds:datastoreItem>
-</file>
-
-<file path=customXml/itemProps5.xml><?xml version="1.0" encoding="utf-8"?>
-<ds:datastoreItem xmlns:ds="http://schemas.openxmlformats.org/officeDocument/2006/customXml" ds:itemID="{8738D2AD-ECE0-42FB-A7D1-83DF8C10BAB6}">
-  <ds:schemaRefs>
-    <ds:schemaRef ds:uri="http://www.w3.org/2001/XMLSchema"/>
-    <ds:schemaRef ds:uri="http://schema.oneoffixx.com/OneOffixxImageDefinitionPart/1"/>
-  </ds:schemaRefs>
-</ds:datastoreItem>
-</file>
-
-<file path=customXml/itemProps6.xml><?xml version="1.0" encoding="utf-8"?>
-<ds:datastoreItem xmlns:ds="http://schemas.openxmlformats.org/officeDocument/2006/customXml" ds:itemID="{06006623-EC36-4A07-B7A3-84663659079E}">
-  <ds:schemaRefs>
-    <ds:schemaRef ds:uri="http://schemas.microsoft.com/sharepoint/v3/contenttype/forms"/>
-  </ds:schemaRefs>
-</ds:datastoreItem>
-</file>
-
-<file path=customXml/itemProps7.xml><?xml version="1.0" encoding="utf-8"?>
 <ds:datastoreItem xmlns:ds="http://schemas.openxmlformats.org/officeDocument/2006/customXml" ds:itemID="{D1BFB643-A37E-4B8C-A253-1DB7CEF94DE6}">
   <ds:schemaRefs>
     <ds:schemaRef ds:uri="http://schemas.microsoft.com/office/2006/metadata/contentType"/>
@@ -19589,7 +20268,34 @@
 </ds:datastoreItem>
 </file>
 
-<file path=customXml/itemProps8.xml><?xml version="1.0" encoding="utf-8"?>
+<file path=customXml/itemProps4.xml><?xml version="1.0" encoding="utf-8"?>
+<ds:datastoreItem xmlns:ds="http://schemas.openxmlformats.org/officeDocument/2006/customXml" ds:itemID="{8738D2AD-ECE0-42FB-A7D1-83DF8C10BAB6}">
+  <ds:schemaRefs>
+    <ds:schemaRef ds:uri="http://www.w3.org/2001/XMLSchema"/>
+    <ds:schemaRef ds:uri="http://schema.oneoffixx.com/OneOffixxImageDefinitionPart/1"/>
+  </ds:schemaRefs>
+</ds:datastoreItem>
+</file>
+
+<file path=customXml/itemProps5.xml><?xml version="1.0" encoding="utf-8"?>
+<ds:datastoreItem xmlns:ds="http://schemas.openxmlformats.org/officeDocument/2006/customXml" ds:itemID="{95A6AB3B-C3C0-4762-8306-673E58FA0841}">
+  <ds:schemaRefs>
+    <ds:schemaRef ds:uri="http://schemas.openxmlformats.org/officeDocument/2006/bibliography"/>
+  </ds:schemaRefs>
+</ds:datastoreItem>
+</file>
+
+<file path=customXml/itemProps6.xml><?xml version="1.0" encoding="utf-8"?>
+<ds:datastoreItem xmlns:ds="http://schemas.openxmlformats.org/officeDocument/2006/customXml" ds:itemID="{6472253F-DBC3-4BE9-A569-6147ABA9731F}">
+  <ds:schemaRefs>
+    <ds:schemaRef ds:uri="http://www.w3.org/2001/XMLSchema"/>
+    <ds:schemaRef ds:uri="http://schema.oneoffixx.com/OneOffixxFormattingPart/1"/>
+    <ds:schemaRef ds:uri=""/>
+  </ds:schemaRefs>
+</ds:datastoreItem>
+</file>
+
+<file path=customXml/itemProps7.xml><?xml version="1.0" encoding="utf-8"?>
 <ds:datastoreItem xmlns:ds="http://schemas.openxmlformats.org/officeDocument/2006/customXml" ds:itemID="{42C11AB0-332C-41C5-8D5A-0990D874DC64}">
   <ds:schemaRefs>
     <ds:schemaRef ds:uri="http://www.w3.org/2001/XMLSchema"/>
@@ -19599,6 +20305,14 @@
 </ds:datastoreItem>
 </file>
 
+<file path=customXml/itemProps8.xml><?xml version="1.0" encoding="utf-8"?>
+<ds:datastoreItem xmlns:ds="http://schemas.openxmlformats.org/officeDocument/2006/customXml" ds:itemID="{06006623-EC36-4A07-B7A3-84663659079E}">
+  <ds:schemaRefs>
+    <ds:schemaRef ds:uri="http://schemas.microsoft.com/sharepoint/v3/contenttype/forms"/>
+  </ds:schemaRefs>
+</ds:datastoreItem>
+</file>
+
 <file path=docMetadata/LabelInfo.xml><?xml version="1.0" encoding="utf-8"?>
 <clbl:labelList xmlns:clbl="http://schemas.microsoft.com/office/2020/mipLabelMetadata">
   <clbl:label id="{a020d0ae-094a-4d44-b66c-ac3fe8e90c58}" enabled="0" method="" siteId="{a020d0ae-094a-4d44-b66c-ac3fe8e90c58}" removed="1"/>
